--- a/doc/ТЗ.docx
+++ b/doc/ТЗ.docx
@@ -490,34 +490,38 @@
     </w:p>
     <w:p>
       <w:pPr>
-        <w:jc w:val="both"/>
-        <w:rPr>
-          <w:rFonts w:ascii="Times New Roman" w:hAnsi="Times New Roman" w:cs="Times New Roman"/>
-          <w:sz w:val="28"/>
-        </w:rPr>
-      </w:pPr>
-      <w:r>
-        <w:rPr>
-          <w:rFonts w:ascii="Times New Roman" w:hAnsi="Times New Roman" w:cs="Times New Roman"/>
-          <w:sz w:val="28"/>
-        </w:rPr>
-        <w:t>ИС обеспечивает следующие функции –</w:t>
-      </w:r>
-    </w:p>
-    <w:p>
-      <w:pPr>
-        <w:jc w:val="both"/>
-        <w:rPr>
-          <w:rFonts w:ascii="Times New Roman" w:hAnsi="Times New Roman" w:cs="Times New Roman"/>
-          <w:sz w:val="28"/>
-        </w:rPr>
-      </w:pPr>
-      <w:r>
-        <w:rPr>
-          <w:rFonts w:ascii="Times New Roman" w:hAnsi="Times New Roman" w:cs="Times New Roman"/>
-          <w:sz w:val="28"/>
-        </w:rPr>
-        <w:t>Студентам:</w:t>
+        <w:spacing w:line="360" w:lineRule="auto"/>
+        <w:rPr>
+          <w:rFonts w:ascii="Times New Roman" w:hAnsi="Times New Roman" w:cs="Times New Roman"/>
+          <w:sz w:val="28"/>
+          <w:szCs w:val="28"/>
+        </w:rPr>
+      </w:pPr>
+      <w:r>
+        <w:rPr>
+          <w:rFonts w:ascii="Times New Roman" w:hAnsi="Times New Roman" w:cs="Times New Roman"/>
+          <w:sz w:val="28"/>
+          <w:szCs w:val="28"/>
+        </w:rPr>
+        <w:t>ИС обеспечивает следующие функции -</w:t>
+      </w:r>
+    </w:p>
+    <w:p>
+      <w:pPr>
+        <w:spacing w:line="360" w:lineRule="auto"/>
+        <w:rPr>
+          <w:rFonts w:ascii="Times New Roman" w:hAnsi="Times New Roman" w:cs="Times New Roman"/>
+          <w:sz w:val="28"/>
+          <w:szCs w:val="28"/>
+        </w:rPr>
+      </w:pPr>
+      <w:r>
+        <w:rPr>
+          <w:rFonts w:ascii="Times New Roman" w:hAnsi="Times New Roman" w:cs="Times New Roman"/>
+          <w:sz w:val="28"/>
+          <w:szCs w:val="28"/>
+        </w:rPr>
+        <w:t>Каждому пользователю:</w:t>
       </w:r>
     </w:p>
     <w:p>
@@ -525,20 +529,31 @@
         <w:pStyle w:val="a3"/>
         <w:numPr>
           <w:ilvl w:val="0"/>
-          <w:numId w:val="2"/>
+          <w:numId w:val="12"/>
         </w:numPr>
-        <w:jc w:val="both"/>
-        <w:rPr>
-          <w:rFonts w:ascii="Times New Roman" w:hAnsi="Times New Roman" w:cs="Times New Roman"/>
-          <w:sz w:val="28"/>
-        </w:rPr>
-      </w:pPr>
-      <w:r>
-        <w:rPr>
-          <w:rFonts w:ascii="Times New Roman" w:hAnsi="Times New Roman" w:cs="Times New Roman"/>
-          <w:sz w:val="28"/>
+        <w:spacing w:line="360" w:lineRule="auto"/>
+        <w:rPr>
+          <w:rFonts w:ascii="Times New Roman" w:hAnsi="Times New Roman" w:cs="Times New Roman"/>
+          <w:sz w:val="28"/>
+          <w:szCs w:val="28"/>
+        </w:rPr>
+      </w:pPr>
+      <w:r>
+        <w:rPr>
+          <w:rFonts w:ascii="Times New Roman" w:hAnsi="Times New Roman" w:cs="Times New Roman"/>
+          <w:sz w:val="28"/>
+          <w:szCs w:val="28"/>
         </w:rPr>
         <w:t>Регистрация и авторизация</w:t>
+      </w:r>
+      <w:r>
+        <w:rPr>
+          <w:rFonts w:ascii="Times New Roman" w:hAnsi="Times New Roman" w:cs="Times New Roman"/>
+          <w:sz w:val="28"/>
+          <w:szCs w:val="28"/>
+          <w:lang w:val="en-US"/>
+        </w:rPr>
+        <w:t>;</w:t>
       </w:r>
     </w:p>
     <w:p>
@@ -546,20 +561,30 @@
         <w:pStyle w:val="a3"/>
         <w:numPr>
           <w:ilvl w:val="0"/>
-          <w:numId w:val="2"/>
+          <w:numId w:val="12"/>
         </w:numPr>
-        <w:jc w:val="both"/>
-        <w:rPr>
-          <w:rFonts w:ascii="Times New Roman" w:hAnsi="Times New Roman" w:cs="Times New Roman"/>
-          <w:sz w:val="28"/>
-        </w:rPr>
-      </w:pPr>
-      <w:r>
-        <w:rPr>
-          <w:rFonts w:ascii="Times New Roman" w:hAnsi="Times New Roman" w:cs="Times New Roman"/>
-          <w:sz w:val="28"/>
-        </w:rPr>
-        <w:t>Механизм подтверждения информации</w:t>
+        <w:spacing w:line="360" w:lineRule="auto"/>
+        <w:rPr>
+          <w:rFonts w:ascii="Times New Roman" w:hAnsi="Times New Roman" w:cs="Times New Roman"/>
+          <w:sz w:val="28"/>
+          <w:szCs w:val="28"/>
+        </w:rPr>
+      </w:pPr>
+      <w:r>
+        <w:rPr>
+          <w:rFonts w:ascii="Times New Roman" w:hAnsi="Times New Roman" w:cs="Times New Roman"/>
+          <w:sz w:val="28"/>
+          <w:szCs w:val="28"/>
+        </w:rPr>
+        <w:t>Изучение списков анкет (резюме и вакансий</w:t>
+      </w:r>
+      <w:r>
+        <w:rPr>
+          <w:rFonts w:ascii="Times New Roman" w:hAnsi="Times New Roman" w:cs="Times New Roman"/>
+          <w:sz w:val="28"/>
+          <w:szCs w:val="28"/>
+        </w:rPr>
+        <w:t>);</w:t>
       </w:r>
     </w:p>
     <w:p>
@@ -567,20 +592,127 @@
         <w:pStyle w:val="a3"/>
         <w:numPr>
           <w:ilvl w:val="0"/>
-          <w:numId w:val="2"/>
+          <w:numId w:val="12"/>
         </w:numPr>
-        <w:jc w:val="both"/>
-        <w:rPr>
-          <w:rFonts w:ascii="Times New Roman" w:hAnsi="Times New Roman" w:cs="Times New Roman"/>
-          <w:sz w:val="28"/>
-        </w:rPr>
-      </w:pPr>
-      <w:r>
-        <w:rPr>
-          <w:rFonts w:ascii="Times New Roman" w:hAnsi="Times New Roman" w:cs="Times New Roman"/>
-          <w:sz w:val="28"/>
-        </w:rPr>
-        <w:t>Изучение списка вакансий, поиск по критериям, фильтрация</w:t>
+        <w:spacing w:line="360" w:lineRule="auto"/>
+        <w:rPr>
+          <w:rFonts w:ascii="Times New Roman" w:hAnsi="Times New Roman" w:cs="Times New Roman"/>
+          <w:sz w:val="28"/>
+          <w:szCs w:val="28"/>
+        </w:rPr>
+      </w:pPr>
+      <w:r>
+        <w:rPr>
+          <w:rFonts w:ascii="Times New Roman" w:hAnsi="Times New Roman" w:cs="Times New Roman"/>
+          <w:sz w:val="28"/>
+          <w:szCs w:val="28"/>
+        </w:rPr>
+        <w:t>Взаимодействие с анкетой</w:t>
+      </w:r>
+      <w:r>
+        <w:rPr>
+          <w:rFonts w:ascii="Times New Roman" w:hAnsi="Times New Roman" w:cs="Times New Roman"/>
+          <w:sz w:val="28"/>
+          <w:szCs w:val="28"/>
+          <w:lang w:val="en-US"/>
+        </w:rPr>
+        <w:t>:</w:t>
+      </w:r>
+    </w:p>
+    <w:p>
+      <w:pPr>
+        <w:pStyle w:val="a3"/>
+        <w:numPr>
+          <w:ilvl w:val="1"/>
+          <w:numId w:val="12"/>
+        </w:numPr>
+        <w:spacing w:line="360" w:lineRule="auto"/>
+        <w:rPr>
+          <w:rFonts w:ascii="Times New Roman" w:hAnsi="Times New Roman" w:cs="Times New Roman"/>
+          <w:sz w:val="28"/>
+          <w:szCs w:val="28"/>
+        </w:rPr>
+      </w:pPr>
+      <w:r>
+        <w:rPr>
+          <w:rFonts w:ascii="Times New Roman" w:hAnsi="Times New Roman" w:cs="Times New Roman"/>
+          <w:sz w:val="28"/>
+          <w:szCs w:val="28"/>
+        </w:rPr>
+        <w:t>Просмотр</w:t>
+      </w:r>
+      <w:r>
+        <w:rPr>
+          <w:rFonts w:ascii="Times New Roman" w:hAnsi="Times New Roman" w:cs="Times New Roman"/>
+          <w:sz w:val="28"/>
+          <w:szCs w:val="28"/>
+          <w:lang w:val="en-US"/>
+        </w:rPr>
+        <w:t>;</w:t>
+      </w:r>
+    </w:p>
+    <w:p>
+      <w:pPr>
+        <w:pStyle w:val="a3"/>
+        <w:numPr>
+          <w:ilvl w:val="1"/>
+          <w:numId w:val="12"/>
+        </w:numPr>
+        <w:spacing w:line="360" w:lineRule="auto"/>
+        <w:rPr>
+          <w:rFonts w:ascii="Times New Roman" w:hAnsi="Times New Roman" w:cs="Times New Roman"/>
+          <w:sz w:val="28"/>
+          <w:szCs w:val="28"/>
+        </w:rPr>
+      </w:pPr>
+      <w:r>
+        <w:rPr>
+          <w:rFonts w:ascii="Times New Roman" w:hAnsi="Times New Roman" w:cs="Times New Roman"/>
+          <w:sz w:val="28"/>
+          <w:szCs w:val="28"/>
+        </w:rPr>
+        <w:t>Закладка</w:t>
+      </w:r>
+      <w:r>
+        <w:rPr>
+          <w:rFonts w:ascii="Times New Roman" w:hAnsi="Times New Roman" w:cs="Times New Roman"/>
+          <w:sz w:val="28"/>
+          <w:szCs w:val="28"/>
+          <w:lang w:val="en-US"/>
+        </w:rPr>
+        <w:t>;</w:t>
+      </w:r>
+    </w:p>
+    <w:p>
+      <w:pPr>
+        <w:pStyle w:val="a3"/>
+        <w:numPr>
+          <w:ilvl w:val="1"/>
+          <w:numId w:val="12"/>
+        </w:numPr>
+        <w:spacing w:line="360" w:lineRule="auto"/>
+        <w:rPr>
+          <w:rFonts w:ascii="Times New Roman" w:hAnsi="Times New Roman" w:cs="Times New Roman"/>
+          <w:sz w:val="28"/>
+          <w:szCs w:val="28"/>
+        </w:rPr>
+      </w:pPr>
+      <w:r>
+        <w:rPr>
+          <w:rFonts w:ascii="Times New Roman" w:hAnsi="Times New Roman" w:cs="Times New Roman"/>
+          <w:sz w:val="28"/>
+          <w:szCs w:val="28"/>
+        </w:rPr>
+        <w:t>Жалоба</w:t>
+      </w:r>
+      <w:r>
+        <w:rPr>
+          <w:rFonts w:ascii="Times New Roman" w:hAnsi="Times New Roman" w:cs="Times New Roman"/>
+          <w:sz w:val="28"/>
+          <w:szCs w:val="28"/>
+          <w:lang w:val="en-US"/>
+        </w:rPr>
+        <w:t>.</w:t>
       </w:r>
     </w:p>
     <w:p>
@@ -588,20 +720,343 @@
         <w:pStyle w:val="a3"/>
         <w:numPr>
           <w:ilvl w:val="0"/>
-          <w:numId w:val="2"/>
+          <w:numId w:val="12"/>
         </w:numPr>
-        <w:jc w:val="both"/>
-        <w:rPr>
-          <w:rFonts w:ascii="Times New Roman" w:hAnsi="Times New Roman" w:cs="Times New Roman"/>
-          <w:sz w:val="28"/>
-        </w:rPr>
-      </w:pPr>
-      <w:r>
-        <w:rPr>
-          <w:rFonts w:ascii="Times New Roman" w:hAnsi="Times New Roman" w:cs="Times New Roman"/>
-          <w:sz w:val="28"/>
-        </w:rPr>
-        <w:t>Взаимодействие с вакансией</w:t>
+        <w:spacing w:line="360" w:lineRule="auto"/>
+        <w:rPr>
+          <w:rFonts w:ascii="Times New Roman" w:hAnsi="Times New Roman" w:cs="Times New Roman"/>
+          <w:sz w:val="28"/>
+          <w:szCs w:val="28"/>
+        </w:rPr>
+      </w:pPr>
+      <w:r>
+        <w:rPr>
+          <w:rFonts w:ascii="Times New Roman" w:hAnsi="Times New Roman" w:cs="Times New Roman"/>
+          <w:sz w:val="28"/>
+          <w:szCs w:val="28"/>
+        </w:rPr>
+        <w:t>Составление общей анкеты</w:t>
+      </w:r>
+      <w:r>
+        <w:rPr>
+          <w:rFonts w:ascii="Times New Roman" w:hAnsi="Times New Roman" w:cs="Times New Roman"/>
+          <w:sz w:val="28"/>
+          <w:szCs w:val="28"/>
+          <w:lang w:val="en-US"/>
+        </w:rPr>
+        <w:t>;</w:t>
+      </w:r>
+    </w:p>
+    <w:p>
+      <w:pPr>
+        <w:pStyle w:val="a3"/>
+        <w:numPr>
+          <w:ilvl w:val="0"/>
+          <w:numId w:val="12"/>
+        </w:numPr>
+        <w:spacing w:line="360" w:lineRule="auto"/>
+        <w:rPr>
+          <w:rFonts w:ascii="Times New Roman" w:hAnsi="Times New Roman" w:cs="Times New Roman"/>
+          <w:sz w:val="28"/>
+          <w:szCs w:val="28"/>
+        </w:rPr>
+      </w:pPr>
+      <w:r>
+        <w:rPr>
+          <w:rFonts w:ascii="Times New Roman" w:hAnsi="Times New Roman" w:cs="Times New Roman"/>
+          <w:sz w:val="28"/>
+          <w:szCs w:val="28"/>
+        </w:rPr>
+        <w:t>Получение уведомлений об объектах, на которые была произведена подписка;</w:t>
+      </w:r>
+    </w:p>
+    <w:p>
+      <w:pPr>
+        <w:pStyle w:val="a3"/>
+        <w:numPr>
+          <w:ilvl w:val="0"/>
+          <w:numId w:val="12"/>
+        </w:numPr>
+        <w:spacing w:line="360" w:lineRule="auto"/>
+        <w:rPr>
+          <w:rFonts w:ascii="Times New Roman" w:hAnsi="Times New Roman" w:cs="Times New Roman"/>
+          <w:sz w:val="28"/>
+          <w:szCs w:val="28"/>
+        </w:rPr>
+      </w:pPr>
+      <w:r>
+        <w:rPr>
+          <w:rFonts w:ascii="Times New Roman" w:hAnsi="Times New Roman" w:cs="Times New Roman"/>
+          <w:sz w:val="28"/>
+          <w:szCs w:val="28"/>
+        </w:rPr>
+        <w:t>Общение посредствам чата внутри ИС;</w:t>
+      </w:r>
+    </w:p>
+    <w:p>
+      <w:pPr>
+        <w:pStyle w:val="a3"/>
+        <w:numPr>
+          <w:ilvl w:val="0"/>
+          <w:numId w:val="12"/>
+        </w:numPr>
+        <w:spacing w:line="360" w:lineRule="auto"/>
+        <w:rPr>
+          <w:rFonts w:ascii="Times New Roman" w:hAnsi="Times New Roman" w:cs="Times New Roman"/>
+          <w:sz w:val="28"/>
+          <w:szCs w:val="28"/>
+        </w:rPr>
+      </w:pPr>
+      <w:r>
+        <w:rPr>
+          <w:rFonts w:ascii="Times New Roman" w:hAnsi="Times New Roman" w:cs="Times New Roman"/>
+          <w:sz w:val="28"/>
+          <w:szCs w:val="28"/>
+        </w:rPr>
+        <w:lastRenderedPageBreak/>
+        <w:t>Просмотр руководства по работе с ИС;</w:t>
+      </w:r>
+    </w:p>
+    <w:p>
+      <w:pPr>
+        <w:pStyle w:val="a3"/>
+        <w:numPr>
+          <w:ilvl w:val="0"/>
+          <w:numId w:val="12"/>
+        </w:numPr>
+        <w:spacing w:line="360" w:lineRule="auto"/>
+        <w:rPr>
+          <w:rFonts w:ascii="Times New Roman" w:hAnsi="Times New Roman" w:cs="Times New Roman"/>
+          <w:sz w:val="28"/>
+          <w:szCs w:val="28"/>
+        </w:rPr>
+      </w:pPr>
+      <w:r>
+        <w:rPr>
+          <w:rFonts w:ascii="Times New Roman" w:hAnsi="Times New Roman" w:cs="Times New Roman"/>
+          <w:sz w:val="28"/>
+          <w:szCs w:val="28"/>
+        </w:rPr>
+        <w:t>Редактирование информации в личном кабинете;</w:t>
+      </w:r>
+    </w:p>
+    <w:p>
+      <w:pPr>
+        <w:pStyle w:val="a3"/>
+        <w:numPr>
+          <w:ilvl w:val="0"/>
+          <w:numId w:val="12"/>
+        </w:numPr>
+        <w:spacing w:line="360" w:lineRule="auto"/>
+        <w:rPr>
+          <w:rFonts w:ascii="Times New Roman" w:hAnsi="Times New Roman" w:cs="Times New Roman"/>
+          <w:sz w:val="28"/>
+          <w:szCs w:val="28"/>
+        </w:rPr>
+      </w:pPr>
+      <w:r>
+        <w:rPr>
+          <w:rFonts w:ascii="Times New Roman" w:hAnsi="Times New Roman" w:cs="Times New Roman"/>
+          <w:sz w:val="28"/>
+          <w:szCs w:val="28"/>
+        </w:rPr>
+        <w:t>Удаление аккаунта.</w:t>
+      </w:r>
+    </w:p>
+    <w:p>
+      <w:pPr>
+        <w:spacing w:line="360" w:lineRule="auto"/>
+        <w:rPr>
+          <w:rFonts w:ascii="Times New Roman" w:hAnsi="Times New Roman" w:cs="Times New Roman"/>
+          <w:sz w:val="28"/>
+          <w:szCs w:val="28"/>
+        </w:rPr>
+      </w:pPr>
+      <w:r>
+        <w:rPr>
+          <w:rFonts w:ascii="Times New Roman" w:hAnsi="Times New Roman" w:cs="Times New Roman"/>
+          <w:sz w:val="28"/>
+          <w:szCs w:val="28"/>
+        </w:rPr>
+        <w:t>Студенту:</w:t>
+      </w:r>
+    </w:p>
+    <w:p>
+      <w:pPr>
+        <w:pStyle w:val="a3"/>
+        <w:numPr>
+          <w:ilvl w:val="0"/>
+          <w:numId w:val="13"/>
+        </w:numPr>
+        <w:spacing w:line="360" w:lineRule="auto"/>
+        <w:rPr>
+          <w:rFonts w:ascii="Times New Roman" w:hAnsi="Times New Roman" w:cs="Times New Roman"/>
+          <w:sz w:val="28"/>
+          <w:szCs w:val="28"/>
+        </w:rPr>
+      </w:pPr>
+      <w:r>
+        <w:rPr>
+          <w:rFonts w:ascii="Times New Roman" w:hAnsi="Times New Roman" w:cs="Times New Roman"/>
+          <w:sz w:val="28"/>
+          <w:szCs w:val="28"/>
+        </w:rPr>
+        <w:t>Отклик на вакансии</w:t>
+      </w:r>
+      <w:r>
+        <w:rPr>
+          <w:rFonts w:ascii="Times New Roman" w:hAnsi="Times New Roman" w:cs="Times New Roman"/>
+          <w:sz w:val="28"/>
+          <w:szCs w:val="28"/>
+          <w:lang w:val="en-US"/>
+        </w:rPr>
+        <w:t>;</w:t>
+      </w:r>
+    </w:p>
+    <w:p>
+      <w:pPr>
+        <w:pStyle w:val="a3"/>
+        <w:numPr>
+          <w:ilvl w:val="0"/>
+          <w:numId w:val="13"/>
+        </w:numPr>
+        <w:spacing w:line="360" w:lineRule="auto"/>
+        <w:rPr>
+          <w:rFonts w:ascii="Times New Roman" w:hAnsi="Times New Roman" w:cs="Times New Roman"/>
+          <w:sz w:val="28"/>
+          <w:szCs w:val="28"/>
+        </w:rPr>
+      </w:pPr>
+      <w:r>
+        <w:rPr>
+          <w:rFonts w:ascii="Times New Roman" w:hAnsi="Times New Roman" w:cs="Times New Roman"/>
+          <w:sz w:val="28"/>
+          <w:szCs w:val="28"/>
+        </w:rPr>
+        <w:t>Составление резюме</w:t>
+      </w:r>
+      <w:r>
+        <w:rPr>
+          <w:rFonts w:ascii="Times New Roman" w:hAnsi="Times New Roman" w:cs="Times New Roman"/>
+          <w:sz w:val="28"/>
+          <w:szCs w:val="28"/>
+          <w:lang w:val="en-US"/>
+        </w:rPr>
+        <w:t>.</w:t>
+      </w:r>
+    </w:p>
+    <w:p>
+      <w:pPr>
+        <w:spacing w:line="360" w:lineRule="auto"/>
+        <w:rPr>
+          <w:rFonts w:ascii="Times New Roman" w:hAnsi="Times New Roman" w:cs="Times New Roman"/>
+          <w:sz w:val="28"/>
+          <w:szCs w:val="28"/>
+        </w:rPr>
+      </w:pPr>
+      <w:r>
+        <w:rPr>
+          <w:rFonts w:ascii="Times New Roman" w:hAnsi="Times New Roman" w:cs="Times New Roman"/>
+          <w:sz w:val="28"/>
+          <w:szCs w:val="28"/>
+        </w:rPr>
+        <w:t>Работодателю:</w:t>
+      </w:r>
+    </w:p>
+    <w:p>
+      <w:pPr>
+        <w:pStyle w:val="a3"/>
+        <w:numPr>
+          <w:ilvl w:val="0"/>
+          <w:numId w:val="14"/>
+        </w:numPr>
+        <w:spacing w:line="360" w:lineRule="auto"/>
+        <w:rPr>
+          <w:rFonts w:ascii="Times New Roman" w:hAnsi="Times New Roman" w:cs="Times New Roman"/>
+          <w:sz w:val="28"/>
+          <w:szCs w:val="28"/>
+        </w:rPr>
+      </w:pPr>
+      <w:r>
+        <w:rPr>
+          <w:rFonts w:ascii="Times New Roman" w:hAnsi="Times New Roman" w:cs="Times New Roman"/>
+          <w:sz w:val="28"/>
+          <w:szCs w:val="28"/>
+        </w:rPr>
+        <w:t>Отправка приглашений на собеседования</w:t>
+      </w:r>
+      <w:r>
+        <w:rPr>
+          <w:rFonts w:ascii="Times New Roman" w:hAnsi="Times New Roman" w:cs="Times New Roman"/>
+          <w:sz w:val="28"/>
+          <w:szCs w:val="28"/>
+          <w:lang w:val="en-US"/>
+        </w:rPr>
+        <w:t>;</w:t>
+      </w:r>
+    </w:p>
+    <w:p>
+      <w:pPr>
+        <w:pStyle w:val="a3"/>
+        <w:numPr>
+          <w:ilvl w:val="0"/>
+          <w:numId w:val="14"/>
+        </w:numPr>
+        <w:spacing w:line="360" w:lineRule="auto"/>
+        <w:rPr>
+          <w:rFonts w:ascii="Times New Roman" w:hAnsi="Times New Roman" w:cs="Times New Roman"/>
+          <w:sz w:val="28"/>
+          <w:szCs w:val="28"/>
+        </w:rPr>
+      </w:pPr>
+      <w:r>
+        <w:rPr>
+          <w:rFonts w:ascii="Times New Roman" w:hAnsi="Times New Roman" w:cs="Times New Roman"/>
+          <w:sz w:val="28"/>
+          <w:szCs w:val="28"/>
+        </w:rPr>
+        <w:t>Выпуск вакансий</w:t>
+      </w:r>
+      <w:r>
+        <w:rPr>
+          <w:rFonts w:ascii="Times New Roman" w:hAnsi="Times New Roman" w:cs="Times New Roman"/>
+          <w:sz w:val="28"/>
+          <w:szCs w:val="28"/>
+          <w:lang w:val="en-US"/>
+        </w:rPr>
+        <w:t>;</w:t>
+      </w:r>
+    </w:p>
+    <w:p>
+      <w:pPr>
+        <w:pStyle w:val="a3"/>
+        <w:numPr>
+          <w:ilvl w:val="0"/>
+          <w:numId w:val="14"/>
+        </w:numPr>
+        <w:spacing w:line="360" w:lineRule="auto"/>
+        <w:rPr>
+          <w:rFonts w:ascii="Times New Roman" w:hAnsi="Times New Roman" w:cs="Times New Roman"/>
+          <w:sz w:val="28"/>
+          <w:szCs w:val="28"/>
+        </w:rPr>
+      </w:pPr>
+      <w:r>
+        <w:rPr>
+          <w:rFonts w:ascii="Times New Roman" w:hAnsi="Times New Roman" w:cs="Times New Roman"/>
+          <w:sz w:val="28"/>
+          <w:szCs w:val="28"/>
+        </w:rPr>
+        <w:t>Управление полученными откликами</w:t>
+      </w:r>
+      <w:r>
+        <w:rPr>
+          <w:rFonts w:ascii="Times New Roman" w:hAnsi="Times New Roman" w:cs="Times New Roman"/>
+          <w:sz w:val="28"/>
+          <w:szCs w:val="28"/>
+          <w:lang w:val="en-US"/>
+        </w:rPr>
+        <w:t>:</w:t>
       </w:r>
     </w:p>
     <w:p>
@@ -609,20 +1064,31 @@
         <w:pStyle w:val="a3"/>
         <w:numPr>
           <w:ilvl w:val="1"/>
-          <w:numId w:val="2"/>
+          <w:numId w:val="14"/>
         </w:numPr>
-        <w:jc w:val="both"/>
-        <w:rPr>
-          <w:rFonts w:ascii="Times New Roman" w:hAnsi="Times New Roman" w:cs="Times New Roman"/>
-          <w:sz w:val="28"/>
-        </w:rPr>
-      </w:pPr>
-      <w:r>
-        <w:rPr>
-          <w:rFonts w:ascii="Times New Roman" w:hAnsi="Times New Roman" w:cs="Times New Roman"/>
-          <w:sz w:val="28"/>
+        <w:spacing w:line="360" w:lineRule="auto"/>
+        <w:rPr>
+          <w:rFonts w:ascii="Times New Roman" w:hAnsi="Times New Roman" w:cs="Times New Roman"/>
+          <w:sz w:val="28"/>
+          <w:szCs w:val="28"/>
+        </w:rPr>
+      </w:pPr>
+      <w:r>
+        <w:rPr>
+          <w:rFonts w:ascii="Times New Roman" w:hAnsi="Times New Roman" w:cs="Times New Roman"/>
+          <w:sz w:val="28"/>
+          <w:szCs w:val="28"/>
         </w:rPr>
         <w:t>Просмотр</w:t>
+      </w:r>
+      <w:r>
+        <w:rPr>
+          <w:rFonts w:ascii="Times New Roman" w:hAnsi="Times New Roman" w:cs="Times New Roman"/>
+          <w:sz w:val="28"/>
+          <w:szCs w:val="28"/>
+          <w:lang w:val="en-US"/>
+        </w:rPr>
+        <w:t>;</w:t>
       </w:r>
     </w:p>
     <w:p>
@@ -630,20 +1096,31 @@
         <w:pStyle w:val="a3"/>
         <w:numPr>
           <w:ilvl w:val="1"/>
-          <w:numId w:val="2"/>
+          <w:numId w:val="14"/>
         </w:numPr>
-        <w:jc w:val="both"/>
-        <w:rPr>
-          <w:rFonts w:ascii="Times New Roman" w:hAnsi="Times New Roman" w:cs="Times New Roman"/>
-          <w:sz w:val="28"/>
-        </w:rPr>
-      </w:pPr>
-      <w:r>
-        <w:rPr>
-          <w:rFonts w:ascii="Times New Roman" w:hAnsi="Times New Roman" w:cs="Times New Roman"/>
-          <w:sz w:val="28"/>
-        </w:rPr>
-        <w:t>Отклик</w:t>
+        <w:spacing w:line="360" w:lineRule="auto"/>
+        <w:rPr>
+          <w:rFonts w:ascii="Times New Roman" w:hAnsi="Times New Roman" w:cs="Times New Roman"/>
+          <w:sz w:val="28"/>
+          <w:szCs w:val="28"/>
+        </w:rPr>
+      </w:pPr>
+      <w:r>
+        <w:rPr>
+          <w:rFonts w:ascii="Times New Roman" w:hAnsi="Times New Roman" w:cs="Times New Roman"/>
+          <w:sz w:val="28"/>
+          <w:szCs w:val="28"/>
+        </w:rPr>
+        <w:t>Приглашение</w:t>
+      </w:r>
+      <w:r>
+        <w:rPr>
+          <w:rFonts w:ascii="Times New Roman" w:hAnsi="Times New Roman" w:cs="Times New Roman"/>
+          <w:sz w:val="28"/>
+          <w:szCs w:val="28"/>
+          <w:lang w:val="en-US"/>
+        </w:rPr>
+        <w:t>;</w:t>
       </w:r>
     </w:p>
     <w:p>
@@ -651,20 +1128,476 @@
         <w:pStyle w:val="a3"/>
         <w:numPr>
           <w:ilvl w:val="1"/>
-          <w:numId w:val="2"/>
+          <w:numId w:val="14"/>
         </w:numPr>
-        <w:jc w:val="both"/>
-        <w:rPr>
-          <w:rFonts w:ascii="Times New Roman" w:hAnsi="Times New Roman" w:cs="Times New Roman"/>
-          <w:sz w:val="28"/>
-        </w:rPr>
-      </w:pPr>
-      <w:r>
-        <w:rPr>
-          <w:rFonts w:ascii="Times New Roman" w:hAnsi="Times New Roman" w:cs="Times New Roman"/>
-          <w:sz w:val="28"/>
-        </w:rPr>
-        <w:t>Закладка</w:t>
+        <w:spacing w:line="360" w:lineRule="auto"/>
+        <w:rPr>
+          <w:rFonts w:ascii="Times New Roman" w:hAnsi="Times New Roman" w:cs="Times New Roman"/>
+          <w:sz w:val="28"/>
+          <w:szCs w:val="28"/>
+        </w:rPr>
+      </w:pPr>
+      <w:r>
+        <w:rPr>
+          <w:rFonts w:ascii="Times New Roman" w:hAnsi="Times New Roman" w:cs="Times New Roman"/>
+          <w:sz w:val="28"/>
+          <w:szCs w:val="28"/>
+        </w:rPr>
+        <w:t>Отказ</w:t>
+      </w:r>
+      <w:r>
+        <w:rPr>
+          <w:rFonts w:ascii="Times New Roman" w:hAnsi="Times New Roman" w:cs="Times New Roman"/>
+          <w:sz w:val="28"/>
+          <w:szCs w:val="28"/>
+          <w:lang w:val="en-US"/>
+        </w:rPr>
+        <w:t>.</w:t>
+      </w:r>
+    </w:p>
+    <w:p>
+      <w:pPr>
+        <w:spacing w:line="360" w:lineRule="auto"/>
+        <w:rPr>
+          <w:rFonts w:ascii="Times New Roman" w:hAnsi="Times New Roman" w:cs="Times New Roman"/>
+          <w:sz w:val="28"/>
+          <w:szCs w:val="28"/>
+        </w:rPr>
+      </w:pPr>
+      <w:r>
+        <w:rPr>
+          <w:rFonts w:ascii="Times New Roman" w:hAnsi="Times New Roman" w:cs="Times New Roman"/>
+          <w:sz w:val="28"/>
+          <w:szCs w:val="28"/>
+        </w:rPr>
+        <w:t>Карточка студента содержит:</w:t>
+      </w:r>
+    </w:p>
+    <w:p>
+      <w:pPr>
+        <w:pStyle w:val="a3"/>
+        <w:numPr>
+          <w:ilvl w:val="0"/>
+          <w:numId w:val="15"/>
+        </w:numPr>
+        <w:spacing w:line="360" w:lineRule="auto"/>
+        <w:rPr>
+          <w:rFonts w:ascii="Times New Roman" w:hAnsi="Times New Roman" w:cs="Times New Roman"/>
+          <w:sz w:val="28"/>
+          <w:szCs w:val="28"/>
+        </w:rPr>
+      </w:pPr>
+      <w:r>
+        <w:rPr>
+          <w:rFonts w:ascii="Times New Roman" w:hAnsi="Times New Roman" w:cs="Times New Roman"/>
+          <w:sz w:val="28"/>
+          <w:szCs w:val="28"/>
+        </w:rPr>
+        <w:t>Основную информацию (берётся из регистрации, её принцип описан ниже);</w:t>
+      </w:r>
+    </w:p>
+    <w:p>
+      <w:pPr>
+        <w:pStyle w:val="a3"/>
+        <w:numPr>
+          <w:ilvl w:val="0"/>
+          <w:numId w:val="15"/>
+        </w:numPr>
+        <w:spacing w:line="360" w:lineRule="auto"/>
+        <w:rPr>
+          <w:rFonts w:ascii="Times New Roman" w:hAnsi="Times New Roman" w:cs="Times New Roman"/>
+          <w:sz w:val="28"/>
+          <w:szCs w:val="28"/>
+        </w:rPr>
+      </w:pPr>
+      <w:r>
+        <w:rPr>
+          <w:rFonts w:ascii="Times New Roman" w:hAnsi="Times New Roman" w:cs="Times New Roman"/>
+          <w:sz w:val="28"/>
+          <w:szCs w:val="28"/>
+        </w:rPr>
+        <w:t>Сведения об образовании;</w:t>
+      </w:r>
+    </w:p>
+    <w:p>
+      <w:pPr>
+        <w:pStyle w:val="a3"/>
+        <w:numPr>
+          <w:ilvl w:val="0"/>
+          <w:numId w:val="15"/>
+        </w:numPr>
+        <w:spacing w:line="360" w:lineRule="auto"/>
+        <w:rPr>
+          <w:rFonts w:ascii="Times New Roman" w:hAnsi="Times New Roman" w:cs="Times New Roman"/>
+          <w:sz w:val="28"/>
+          <w:szCs w:val="28"/>
+        </w:rPr>
+      </w:pPr>
+      <w:r>
+        <w:rPr>
+          <w:rFonts w:ascii="Times New Roman" w:hAnsi="Times New Roman" w:cs="Times New Roman"/>
+          <w:sz w:val="28"/>
+          <w:szCs w:val="28"/>
+        </w:rPr>
+        <w:t>Сведения о навыках.</w:t>
+      </w:r>
+    </w:p>
+    <w:p>
+      <w:pPr>
+        <w:spacing w:line="360" w:lineRule="auto"/>
+        <w:rPr>
+          <w:rFonts w:ascii="Times New Roman" w:hAnsi="Times New Roman" w:cs="Times New Roman"/>
+          <w:sz w:val="28"/>
+          <w:szCs w:val="28"/>
+        </w:rPr>
+      </w:pPr>
+      <w:r>
+        <w:rPr>
+          <w:rFonts w:ascii="Times New Roman" w:hAnsi="Times New Roman" w:cs="Times New Roman"/>
+          <w:sz w:val="28"/>
+          <w:szCs w:val="28"/>
+        </w:rPr>
+        <w:t>Карточка работодателя содержит:</w:t>
+      </w:r>
+    </w:p>
+    <w:p>
+      <w:pPr>
+        <w:pStyle w:val="a3"/>
+        <w:numPr>
+          <w:ilvl w:val="0"/>
+          <w:numId w:val="16"/>
+        </w:numPr>
+        <w:spacing w:line="360" w:lineRule="auto"/>
+        <w:rPr>
+          <w:rFonts w:ascii="Times New Roman" w:hAnsi="Times New Roman" w:cs="Times New Roman"/>
+          <w:sz w:val="28"/>
+          <w:szCs w:val="28"/>
+        </w:rPr>
+      </w:pPr>
+      <w:r>
+        <w:rPr>
+          <w:rFonts w:ascii="Times New Roman" w:hAnsi="Times New Roman" w:cs="Times New Roman"/>
+          <w:sz w:val="28"/>
+          <w:szCs w:val="28"/>
+        </w:rPr>
+        <w:t>Наименование организации;</w:t>
+      </w:r>
+    </w:p>
+    <w:p>
+      <w:pPr>
+        <w:pStyle w:val="a3"/>
+        <w:numPr>
+          <w:ilvl w:val="0"/>
+          <w:numId w:val="16"/>
+        </w:numPr>
+        <w:spacing w:line="360" w:lineRule="auto"/>
+        <w:rPr>
+          <w:rFonts w:ascii="Times New Roman" w:hAnsi="Times New Roman" w:cs="Times New Roman"/>
+          <w:sz w:val="28"/>
+          <w:szCs w:val="28"/>
+        </w:rPr>
+      </w:pPr>
+      <w:r>
+        <w:rPr>
+          <w:rFonts w:ascii="Times New Roman" w:hAnsi="Times New Roman" w:cs="Times New Roman"/>
+          <w:sz w:val="28"/>
+          <w:szCs w:val="28"/>
+        </w:rPr>
+        <w:t>Адрес офиса.</w:t>
+      </w:r>
+    </w:p>
+    <w:p>
+      <w:pPr>
+        <w:spacing w:line="360" w:lineRule="auto"/>
+        <w:rPr>
+          <w:rFonts w:ascii="Times New Roman" w:hAnsi="Times New Roman" w:cs="Times New Roman"/>
+          <w:sz w:val="28"/>
+          <w:szCs w:val="28"/>
+        </w:rPr>
+      </w:pPr>
+      <w:r>
+        <w:rPr>
+          <w:rFonts w:ascii="Times New Roman" w:hAnsi="Times New Roman" w:cs="Times New Roman"/>
+          <w:sz w:val="28"/>
+          <w:szCs w:val="28"/>
+        </w:rPr>
+        <w:t>Карточка вакансии содержит:</w:t>
+      </w:r>
+    </w:p>
+    <w:p>
+      <w:pPr>
+        <w:pStyle w:val="a3"/>
+        <w:numPr>
+          <w:ilvl w:val="0"/>
+          <w:numId w:val="17"/>
+        </w:numPr>
+        <w:spacing w:line="360" w:lineRule="auto"/>
+        <w:rPr>
+          <w:rFonts w:ascii="Times New Roman" w:hAnsi="Times New Roman" w:cs="Times New Roman"/>
+          <w:sz w:val="28"/>
+          <w:szCs w:val="28"/>
+        </w:rPr>
+      </w:pPr>
+      <w:r>
+        <w:rPr>
+          <w:rFonts w:ascii="Times New Roman" w:hAnsi="Times New Roman" w:cs="Times New Roman"/>
+          <w:sz w:val="28"/>
+          <w:szCs w:val="28"/>
+        </w:rPr>
+        <w:t>Искомую должность;</w:t>
+      </w:r>
+    </w:p>
+    <w:p>
+      <w:pPr>
+        <w:pStyle w:val="a3"/>
+        <w:numPr>
+          <w:ilvl w:val="0"/>
+          <w:numId w:val="17"/>
+        </w:numPr>
+        <w:spacing w:line="360" w:lineRule="auto"/>
+        <w:rPr>
+          <w:rFonts w:ascii="Times New Roman" w:hAnsi="Times New Roman" w:cs="Times New Roman"/>
+          <w:sz w:val="28"/>
+          <w:szCs w:val="28"/>
+        </w:rPr>
+      </w:pPr>
+      <w:r>
+        <w:rPr>
+          <w:rFonts w:ascii="Times New Roman" w:hAnsi="Times New Roman" w:cs="Times New Roman"/>
+          <w:sz w:val="28"/>
+          <w:szCs w:val="28"/>
+        </w:rPr>
+        <w:t>Дата начала и окончания проведения учебной практики и/или стажировки;</w:t>
+      </w:r>
+    </w:p>
+    <w:p>
+      <w:pPr>
+        <w:pStyle w:val="a3"/>
+        <w:numPr>
+          <w:ilvl w:val="0"/>
+          <w:numId w:val="17"/>
+        </w:numPr>
+        <w:spacing w:line="360" w:lineRule="auto"/>
+        <w:rPr>
+          <w:rFonts w:ascii="Times New Roman" w:hAnsi="Times New Roman" w:cs="Times New Roman"/>
+          <w:sz w:val="28"/>
+          <w:szCs w:val="28"/>
+        </w:rPr>
+      </w:pPr>
+      <w:r>
+        <w:rPr>
+          <w:rFonts w:ascii="Times New Roman" w:hAnsi="Times New Roman" w:cs="Times New Roman"/>
+          <w:sz w:val="28"/>
+          <w:szCs w:val="28"/>
+        </w:rPr>
+        <w:t>Заработная плата;</w:t>
+      </w:r>
+    </w:p>
+    <w:p>
+      <w:pPr>
+        <w:pStyle w:val="a3"/>
+        <w:numPr>
+          <w:ilvl w:val="0"/>
+          <w:numId w:val="17"/>
+        </w:numPr>
+        <w:spacing w:line="360" w:lineRule="auto"/>
+        <w:rPr>
+          <w:rFonts w:ascii="Times New Roman" w:hAnsi="Times New Roman" w:cs="Times New Roman"/>
+          <w:sz w:val="28"/>
+          <w:szCs w:val="28"/>
+        </w:rPr>
+      </w:pPr>
+      <w:r>
+        <w:rPr>
+          <w:rFonts w:ascii="Times New Roman" w:hAnsi="Times New Roman" w:cs="Times New Roman"/>
+          <w:sz w:val="28"/>
+          <w:szCs w:val="28"/>
+        </w:rPr>
+        <w:lastRenderedPageBreak/>
+        <w:t>Требования к кандидату;</w:t>
+      </w:r>
+    </w:p>
+    <w:p>
+      <w:pPr>
+        <w:pStyle w:val="a3"/>
+        <w:numPr>
+          <w:ilvl w:val="0"/>
+          <w:numId w:val="17"/>
+        </w:numPr>
+        <w:spacing w:line="360" w:lineRule="auto"/>
+        <w:rPr>
+          <w:rFonts w:ascii="Times New Roman" w:hAnsi="Times New Roman" w:cs="Times New Roman"/>
+          <w:sz w:val="28"/>
+          <w:szCs w:val="28"/>
+        </w:rPr>
+      </w:pPr>
+      <w:r>
+        <w:rPr>
+          <w:rFonts w:ascii="Times New Roman" w:hAnsi="Times New Roman" w:cs="Times New Roman"/>
+          <w:sz w:val="28"/>
+          <w:szCs w:val="28"/>
+        </w:rPr>
+        <w:t>Обязанности на рабочем месте.</w:t>
+      </w:r>
+    </w:p>
+    <w:p>
+      <w:pPr>
+        <w:spacing w:line="360" w:lineRule="auto"/>
+        <w:rPr>
+          <w:rFonts w:ascii="Times New Roman" w:hAnsi="Times New Roman" w:cs="Times New Roman"/>
+          <w:sz w:val="28"/>
+          <w:szCs w:val="28"/>
+        </w:rPr>
+      </w:pPr>
+      <w:r>
+        <w:rPr>
+          <w:rFonts w:ascii="Times New Roman" w:hAnsi="Times New Roman" w:cs="Times New Roman"/>
+          <w:sz w:val="28"/>
+          <w:szCs w:val="28"/>
+        </w:rPr>
+        <w:t>Составление резюме студента происходит автоматически, предварительно запросив у него сопроводительное письмо (опционально) с дальнейшей отправкой отклика работодателю.</w:t>
+      </w:r>
+    </w:p>
+    <w:p>
+      <w:pPr>
+        <w:spacing w:line="360" w:lineRule="auto"/>
+        <w:rPr>
+          <w:rFonts w:ascii="Times New Roman" w:hAnsi="Times New Roman" w:cs="Times New Roman"/>
+          <w:sz w:val="28"/>
+          <w:szCs w:val="28"/>
+        </w:rPr>
+      </w:pPr>
+      <w:r>
+        <w:rPr>
+          <w:rFonts w:ascii="Times New Roman" w:hAnsi="Times New Roman" w:cs="Times New Roman"/>
+          <w:sz w:val="28"/>
+          <w:szCs w:val="28"/>
+        </w:rPr>
+        <w:t>После взаимодействия с карточкой (отклик или приглашение) в разделе с чатами инициатором автоматически отправится сообщение, открывается доступ к функционалу чата.</w:t>
+      </w:r>
+    </w:p>
+    <w:p>
+      <w:pPr>
+        <w:spacing w:line="360" w:lineRule="auto"/>
+        <w:rPr>
+          <w:rFonts w:ascii="Times New Roman" w:hAnsi="Times New Roman" w:cs="Times New Roman"/>
+          <w:sz w:val="28"/>
+          <w:szCs w:val="28"/>
+        </w:rPr>
+      </w:pPr>
+      <w:r>
+        <w:rPr>
+          <w:rFonts w:ascii="Times New Roman" w:hAnsi="Times New Roman" w:cs="Times New Roman"/>
+          <w:sz w:val="28"/>
+          <w:szCs w:val="28"/>
+        </w:rPr>
+        <w:t>Необходимо реализовать верификацию пользователей: до тех пор, пока их данные не будут подтверждены, основной функционал для низ блокируется. Механизм подтверждения пользователей предусматривается разработчиком, но существуют следующие рекомендации (ОУ – образовательное учреждение):</w:t>
+      </w:r>
+    </w:p>
+    <w:p>
+      <w:pPr>
+        <w:pStyle w:val="a3"/>
+        <w:numPr>
+          <w:ilvl w:val="0"/>
+          <w:numId w:val="18"/>
+        </w:numPr>
+        <w:spacing w:line="360" w:lineRule="auto"/>
+        <w:rPr>
+          <w:rFonts w:ascii="Times New Roman" w:hAnsi="Times New Roman" w:cs="Times New Roman"/>
+          <w:sz w:val="28"/>
+          <w:szCs w:val="28"/>
+        </w:rPr>
+      </w:pPr>
+      <w:r>
+        <w:rPr>
+          <w:rFonts w:ascii="Times New Roman" w:hAnsi="Times New Roman" w:cs="Times New Roman"/>
+          <w:sz w:val="28"/>
+          <w:szCs w:val="28"/>
+        </w:rPr>
+        <w:t>Для верификации студента, в своём профиле он выбирает своё ОУ, хранимое в базе данных в соответствии с выбранным местоположением. Поддержка платформы проводит запрос в ОУ с данными студента. Если студент существует – аккаунт подтверждается, в противном случае – аккаунт не верифицируется с последующим соответственным уведомлением. При частых неудачных проверках, аккаунт студента подлежит удалению.</w:t>
+      </w:r>
+    </w:p>
+    <w:p>
+      <w:pPr>
+        <w:pStyle w:val="a3"/>
+        <w:numPr>
+          <w:ilvl w:val="0"/>
+          <w:numId w:val="18"/>
+        </w:numPr>
+        <w:spacing w:line="360" w:lineRule="auto"/>
+        <w:rPr>
+          <w:rFonts w:ascii="Times New Roman" w:hAnsi="Times New Roman" w:cs="Times New Roman"/>
+          <w:sz w:val="28"/>
+          <w:szCs w:val="28"/>
+        </w:rPr>
+      </w:pPr>
+      <w:r>
+        <w:rPr>
+          <w:rFonts w:ascii="Times New Roman" w:hAnsi="Times New Roman" w:cs="Times New Roman"/>
+          <w:sz w:val="28"/>
+          <w:szCs w:val="28"/>
+        </w:rPr>
+        <w:t>Для верификации работодателей, в своём профиле он указывает реквизиты организации. Поддержка платформы проводит запрос в госорганы и/или госресурсы с данными работодателя. Если организация существует – аккаунт подтверждается, в противном случае – аккаунт не верифицируется с последующим соответственным уведомлением. При частых неудачных проверках, аккаунт работодателя подлежит удалению.</w:t>
+      </w:r>
+    </w:p>
+    <w:p>
+      <w:pPr>
+        <w:spacing w:line="360" w:lineRule="auto"/>
+        <w:rPr>
+          <w:rFonts w:ascii="Times New Roman" w:hAnsi="Times New Roman" w:cs="Times New Roman"/>
+          <w:sz w:val="28"/>
+          <w:szCs w:val="28"/>
+        </w:rPr>
+      </w:pPr>
+      <w:r>
+        <w:rPr>
+          <w:rFonts w:ascii="Times New Roman" w:hAnsi="Times New Roman" w:cs="Times New Roman"/>
+          <w:sz w:val="28"/>
+          <w:szCs w:val="28"/>
+        </w:rPr>
+        <w:lastRenderedPageBreak/>
+        <w:t>Если список вакансий организации пуст длительное время – её аккаунт удаляется администратором с уведомлением на электронную почту.</w:t>
+      </w:r>
+    </w:p>
+    <w:p>
+      <w:pPr>
+        <w:spacing w:line="360" w:lineRule="auto"/>
+        <w:rPr>
+          <w:rFonts w:ascii="Times New Roman" w:hAnsi="Times New Roman" w:cs="Times New Roman"/>
+          <w:sz w:val="28"/>
+          <w:szCs w:val="28"/>
+        </w:rPr>
+      </w:pPr>
+      <w:r>
+        <w:rPr>
+          <w:rFonts w:ascii="Times New Roman" w:hAnsi="Times New Roman" w:cs="Times New Roman"/>
+          <w:sz w:val="28"/>
+          <w:szCs w:val="28"/>
+        </w:rPr>
+        <w:t>При авторизации пользователя с ролью администратора, происходит перенаправление на страницу административной панели. Возможности администратора:</w:t>
+      </w:r>
+    </w:p>
+    <w:p>
+      <w:pPr>
+        <w:pStyle w:val="a3"/>
+        <w:numPr>
+          <w:ilvl w:val="0"/>
+          <w:numId w:val="19"/>
+        </w:numPr>
+        <w:spacing w:line="360" w:lineRule="auto"/>
+        <w:rPr>
+          <w:rFonts w:ascii="Times New Roman" w:hAnsi="Times New Roman" w:cs="Times New Roman"/>
+          <w:sz w:val="28"/>
+          <w:szCs w:val="28"/>
+        </w:rPr>
+      </w:pPr>
+      <w:r>
+        <w:rPr>
+          <w:rFonts w:ascii="Times New Roman" w:hAnsi="Times New Roman" w:cs="Times New Roman"/>
+          <w:sz w:val="28"/>
+          <w:szCs w:val="28"/>
+        </w:rPr>
+        <w:t>Взаимодействие с поданными жалобами:</w:t>
       </w:r>
     </w:p>
     <w:p>
@@ -672,20 +1605,114 @@
         <w:pStyle w:val="a3"/>
         <w:numPr>
           <w:ilvl w:val="1"/>
-          <w:numId w:val="2"/>
+          <w:numId w:val="19"/>
         </w:numPr>
-        <w:jc w:val="both"/>
-        <w:rPr>
-          <w:rFonts w:ascii="Times New Roman" w:hAnsi="Times New Roman" w:cs="Times New Roman"/>
-          <w:sz w:val="28"/>
-        </w:rPr>
-      </w:pPr>
-      <w:r>
-        <w:rPr>
-          <w:rFonts w:ascii="Times New Roman" w:hAnsi="Times New Roman" w:cs="Times New Roman"/>
-          <w:sz w:val="28"/>
-        </w:rPr>
-        <w:t>Жалоба</w:t>
+        <w:spacing w:line="360" w:lineRule="auto"/>
+        <w:rPr>
+          <w:rFonts w:ascii="Times New Roman" w:hAnsi="Times New Roman" w:cs="Times New Roman"/>
+          <w:sz w:val="28"/>
+          <w:szCs w:val="28"/>
+        </w:rPr>
+      </w:pPr>
+      <w:r>
+        <w:rPr>
+          <w:rFonts w:ascii="Times New Roman" w:hAnsi="Times New Roman" w:cs="Times New Roman"/>
+          <w:sz w:val="28"/>
+          <w:szCs w:val="28"/>
+        </w:rPr>
+        <w:t>Просмотр;</w:t>
+      </w:r>
+    </w:p>
+    <w:p>
+      <w:pPr>
+        <w:pStyle w:val="a3"/>
+        <w:numPr>
+          <w:ilvl w:val="1"/>
+          <w:numId w:val="19"/>
+        </w:numPr>
+        <w:spacing w:line="360" w:lineRule="auto"/>
+        <w:rPr>
+          <w:rFonts w:ascii="Times New Roman" w:hAnsi="Times New Roman" w:cs="Times New Roman"/>
+          <w:sz w:val="28"/>
+          <w:szCs w:val="28"/>
+        </w:rPr>
+      </w:pPr>
+      <w:r>
+        <w:rPr>
+          <w:rFonts w:ascii="Times New Roman" w:hAnsi="Times New Roman" w:cs="Times New Roman"/>
+          <w:sz w:val="28"/>
+          <w:szCs w:val="28"/>
+        </w:rPr>
+        <w:t>Вынесение решения:</w:t>
+      </w:r>
+    </w:p>
+    <w:p>
+      <w:pPr>
+        <w:pStyle w:val="a3"/>
+        <w:numPr>
+          <w:ilvl w:val="2"/>
+          <w:numId w:val="19"/>
+        </w:numPr>
+        <w:spacing w:line="360" w:lineRule="auto"/>
+        <w:rPr>
+          <w:rFonts w:ascii="Times New Roman" w:hAnsi="Times New Roman" w:cs="Times New Roman"/>
+          <w:sz w:val="28"/>
+          <w:szCs w:val="28"/>
+        </w:rPr>
+      </w:pPr>
+      <w:r>
+        <w:rPr>
+          <w:rFonts w:ascii="Times New Roman" w:hAnsi="Times New Roman" w:cs="Times New Roman"/>
+          <w:sz w:val="28"/>
+          <w:szCs w:val="28"/>
+        </w:rPr>
+        <w:t>Удаление объекта;</w:t>
+      </w:r>
+    </w:p>
+    <w:p>
+      <w:pPr>
+        <w:pStyle w:val="a3"/>
+        <w:numPr>
+          <w:ilvl w:val="2"/>
+          <w:numId w:val="19"/>
+        </w:numPr>
+        <w:spacing w:line="360" w:lineRule="auto"/>
+        <w:rPr>
+          <w:rFonts w:ascii="Times New Roman" w:hAnsi="Times New Roman" w:cs="Times New Roman"/>
+          <w:sz w:val="28"/>
+          <w:szCs w:val="28"/>
+        </w:rPr>
+      </w:pPr>
+      <w:r>
+        <w:rPr>
+          <w:rFonts w:ascii="Times New Roman" w:hAnsi="Times New Roman" w:cs="Times New Roman"/>
+          <w:sz w:val="28"/>
+          <w:szCs w:val="28"/>
+        </w:rPr>
+        <w:t>Блокировка пользователя;</w:t>
+      </w:r>
+    </w:p>
+    <w:p>
+      <w:pPr>
+        <w:pStyle w:val="a3"/>
+        <w:numPr>
+          <w:ilvl w:val="2"/>
+          <w:numId w:val="19"/>
+        </w:numPr>
+        <w:spacing w:line="360" w:lineRule="auto"/>
+        <w:rPr>
+          <w:rFonts w:ascii="Times New Roman" w:hAnsi="Times New Roman" w:cs="Times New Roman"/>
+          <w:sz w:val="28"/>
+          <w:szCs w:val="28"/>
+        </w:rPr>
+      </w:pPr>
+      <w:r>
+        <w:rPr>
+          <w:rFonts w:ascii="Times New Roman" w:hAnsi="Times New Roman" w:cs="Times New Roman"/>
+          <w:sz w:val="28"/>
+          <w:szCs w:val="28"/>
+        </w:rPr>
+        <w:t>Обжалование.</w:t>
       </w:r>
     </w:p>
     <w:p>
@@ -693,8 +1720,44 @@
         <w:pStyle w:val="a3"/>
         <w:numPr>
           <w:ilvl w:val="0"/>
-          <w:numId w:val="2"/>
+          <w:numId w:val="19"/>
         </w:numPr>
+        <w:spacing w:line="360" w:lineRule="auto"/>
+        <w:rPr>
+          <w:rFonts w:ascii="Times New Roman" w:hAnsi="Times New Roman" w:cs="Times New Roman"/>
+          <w:sz w:val="28"/>
+          <w:szCs w:val="28"/>
+        </w:rPr>
+      </w:pPr>
+      <w:r>
+        <w:rPr>
+          <w:rFonts w:ascii="Times New Roman" w:hAnsi="Times New Roman" w:cs="Times New Roman"/>
+          <w:sz w:val="28"/>
+          <w:szCs w:val="28"/>
+        </w:rPr>
+        <w:t>Просмотр содержимого таблиц в базе данных.</w:t>
+      </w:r>
+    </w:p>
+    <w:p>
+      <w:pPr>
+        <w:spacing w:line="360" w:lineRule="auto"/>
+        <w:rPr>
+          <w:rFonts w:ascii="Times New Roman" w:hAnsi="Times New Roman" w:cs="Times New Roman"/>
+          <w:sz w:val="28"/>
+          <w:szCs w:val="28"/>
+        </w:rPr>
+      </w:pPr>
+      <w:r>
+        <w:rPr>
+          <w:rFonts w:ascii="Times New Roman" w:hAnsi="Times New Roman" w:cs="Times New Roman"/>
+          <w:sz w:val="28"/>
+          <w:szCs w:val="28"/>
+        </w:rPr>
+        <w:t>При первичном входе на сайт, отображается страница – визитная карточка с агитацией к регистрации, формой перехода к регистрации и авторизации. Если выбрана регистрация – перенаправляется на соответствующую страницу: сначала заполняется информация обычного пользователя, в зависимости от выбранной на этом этапе роли, дальнейшее заполнение происходит с соответсвенным содержимым сразу же. После регистрации пользователя перенаправляют в профиль с информацией о том, что функции взаимодействия с агрегатором недоступны, пока информация не будет проверена и верифицирована. Если верификация завершена – пользователю открывается доступ ко всем остальным функциям.</w:t>
+      </w:r>
+    </w:p>
+    <w:p>
+      <w:pPr>
         <w:jc w:val="both"/>
         <w:rPr>
           <w:rFonts w:ascii="Times New Roman" w:hAnsi="Times New Roman" w:cs="Times New Roman"/>
@@ -706,30 +1769,25 @@
           <w:rFonts w:ascii="Times New Roman" w:hAnsi="Times New Roman" w:cs="Times New Roman"/>
           <w:sz w:val="28"/>
         </w:rPr>
-        <w:t>Возможность состав</w:t>
-      </w:r>
-      <w:r>
-        <w:rPr>
-          <w:rFonts w:ascii="Times New Roman" w:hAnsi="Times New Roman" w:cs="Times New Roman"/>
-          <w:sz w:val="28"/>
-        </w:rPr>
-        <w:t>ить</w:t>
-      </w:r>
-      <w:r>
-        <w:rPr>
-          <w:rFonts w:ascii="Times New Roman" w:hAnsi="Times New Roman" w:cs="Times New Roman"/>
-          <w:sz w:val="28"/>
-        </w:rPr>
-        <w:t xml:space="preserve"> единое резюме в личном аккаунте</w:t>
-      </w:r>
-    </w:p>
-    <w:p>
-      <w:pPr>
-        <w:pStyle w:val="a3"/>
-        <w:numPr>
-          <w:ilvl w:val="1"/>
-          <w:numId w:val="2"/>
-        </w:numPr>
+        <w:t>4</w:t>
+      </w:r>
+      <w:r>
+        <w:rPr>
+          <w:rFonts w:ascii="Times New Roman" w:hAnsi="Times New Roman" w:cs="Times New Roman"/>
+          <w:sz w:val="28"/>
+        </w:rPr>
+        <w:t>.2 Требования к надёжности</w:t>
+      </w:r>
+      <w:r>
+        <w:rPr>
+          <w:rFonts w:ascii="Times New Roman" w:hAnsi="Times New Roman" w:cs="Times New Roman"/>
+          <w:sz w:val="28"/>
+        </w:rPr>
+        <w:t xml:space="preserve"> и безопасности</w:t>
+      </w:r>
+    </w:p>
+    <w:p>
+      <w:pPr>
         <w:jc w:val="both"/>
         <w:rPr>
           <w:rFonts w:ascii="Times New Roman" w:hAnsi="Times New Roman" w:cs="Times New Roman"/>
@@ -741,16 +1799,25 @@
           <w:rFonts w:ascii="Times New Roman" w:hAnsi="Times New Roman" w:cs="Times New Roman"/>
           <w:sz w:val="28"/>
         </w:rPr>
-        <w:t>ФИО</w:t>
-      </w:r>
-    </w:p>
-    <w:p>
-      <w:pPr>
-        <w:pStyle w:val="a3"/>
-        <w:numPr>
-          <w:ilvl w:val="1"/>
-          <w:numId w:val="2"/>
-        </w:numPr>
+        <w:t>Информационная система должна автоматизировано контролировать входные данные при регистрации</w:t>
+      </w:r>
+      <w:r>
+        <w:rPr>
+          <w:rFonts w:ascii="Times New Roman" w:hAnsi="Times New Roman" w:cs="Times New Roman"/>
+          <w:sz w:val="28"/>
+        </w:rPr>
+        <w:t xml:space="preserve"> </w:t>
+      </w:r>
+      <w:r>
+        <w:rPr>
+          <w:rFonts w:ascii="Times New Roman" w:hAnsi="Times New Roman" w:cs="Times New Roman"/>
+          <w:sz w:val="28"/>
+        </w:rPr>
+        <w:t>и обеспечивать целостность хранимой информации.</w:t>
+      </w:r>
+    </w:p>
+    <w:p>
+      <w:pPr>
         <w:jc w:val="both"/>
         <w:rPr>
           <w:rFonts w:ascii="Times New Roman" w:hAnsi="Times New Roman" w:cs="Times New Roman"/>
@@ -762,16 +1829,33 @@
           <w:rFonts w:ascii="Times New Roman" w:hAnsi="Times New Roman" w:cs="Times New Roman"/>
           <w:sz w:val="28"/>
         </w:rPr>
-        <w:t>Год и дата рождения</w:t>
-      </w:r>
-    </w:p>
-    <w:p>
-      <w:pPr>
-        <w:pStyle w:val="a3"/>
-        <w:numPr>
-          <w:ilvl w:val="1"/>
-          <w:numId w:val="2"/>
-        </w:numPr>
+        <w:t xml:space="preserve">Необходимо обеспечить защиту от </w:t>
+      </w:r>
+      <w:r>
+        <w:rPr>
+          <w:rFonts w:ascii="Times New Roman" w:hAnsi="Times New Roman" w:cs="Times New Roman"/>
+          <w:sz w:val="28"/>
+          <w:lang w:val="en-US"/>
+        </w:rPr>
+        <w:t>SQL</w:t>
+      </w:r>
+      <w:r>
+        <w:rPr>
+          <w:rFonts w:ascii="Times New Roman" w:hAnsi="Times New Roman" w:cs="Times New Roman"/>
+          <w:sz w:val="28"/>
+        </w:rPr>
+        <w:t>-</w:t>
+      </w:r>
+      <w:r>
+        <w:rPr>
+          <w:rFonts w:ascii="Times New Roman" w:hAnsi="Times New Roman" w:cs="Times New Roman"/>
+          <w:sz w:val="28"/>
+        </w:rPr>
+        <w:t>инъекций.</w:t>
+      </w:r>
+    </w:p>
+    <w:p>
+      <w:pPr>
         <w:jc w:val="both"/>
         <w:rPr>
           <w:rFonts w:ascii="Times New Roman" w:hAnsi="Times New Roman" w:cs="Times New Roman"/>
@@ -783,16 +1867,11 @@
           <w:rFonts w:ascii="Times New Roman" w:hAnsi="Times New Roman" w:cs="Times New Roman"/>
           <w:sz w:val="28"/>
         </w:rPr>
-        <w:t>Местоположение</w:t>
-      </w:r>
-    </w:p>
-    <w:p>
-      <w:pPr>
-        <w:pStyle w:val="a3"/>
-        <w:numPr>
-          <w:ilvl w:val="1"/>
-          <w:numId w:val="2"/>
-        </w:numPr>
+        <w:t>В случае непредвиденных ошибок, пользователи могут обратиться в поддержку, перейдя на соответствующую страницу или по указанным контактным данным сервисной организации.</w:t>
+      </w:r>
+    </w:p>
+    <w:p>
+      <w:pPr>
         <w:jc w:val="both"/>
         <w:rPr>
           <w:rFonts w:ascii="Times New Roman" w:hAnsi="Times New Roman" w:cs="Times New Roman"/>
@@ -804,16 +1883,34 @@
           <w:rFonts w:ascii="Times New Roman" w:hAnsi="Times New Roman" w:cs="Times New Roman"/>
           <w:sz w:val="28"/>
         </w:rPr>
-        <w:t>Направление (область)</w:t>
-      </w:r>
-    </w:p>
-    <w:p>
-      <w:pPr>
-        <w:pStyle w:val="a3"/>
-        <w:numPr>
-          <w:ilvl w:val="1"/>
-          <w:numId w:val="2"/>
-        </w:numPr>
+        <w:lastRenderedPageBreak/>
+        <w:t xml:space="preserve">При выборе хостинга отдавать предпочтения лучшим, избирая по таким критериям, как: цена, отказоустойчивость, надёжность, отзывы, общая репутация, имеется ли защита от </w:t>
+      </w:r>
+      <w:r>
+        <w:rPr>
+          <w:rFonts w:ascii="Times New Roman" w:hAnsi="Times New Roman" w:cs="Times New Roman"/>
+          <w:sz w:val="28"/>
+          <w:lang w:val="en-US"/>
+        </w:rPr>
+        <w:t>DDOS</w:t>
+      </w:r>
+      <w:r>
+        <w:rPr>
+          <w:rFonts w:ascii="Times New Roman" w:hAnsi="Times New Roman" w:cs="Times New Roman"/>
+          <w:sz w:val="28"/>
+        </w:rPr>
+        <w:t>-</w:t>
+      </w:r>
+      <w:r>
+        <w:rPr>
+          <w:rFonts w:ascii="Times New Roman" w:hAnsi="Times New Roman" w:cs="Times New Roman"/>
+          <w:sz w:val="28"/>
+        </w:rPr>
+        <w:t>атак.</w:t>
+      </w:r>
+    </w:p>
+    <w:p>
+      <w:pPr>
         <w:jc w:val="both"/>
         <w:rPr>
           <w:rFonts w:ascii="Times New Roman" w:hAnsi="Times New Roman" w:cs="Times New Roman"/>
@@ -825,16 +1922,11 @@
           <w:rFonts w:ascii="Times New Roman" w:hAnsi="Times New Roman" w:cs="Times New Roman"/>
           <w:sz w:val="28"/>
         </w:rPr>
-        <w:t>Специальность (квалификация)</w:t>
-      </w:r>
-    </w:p>
-    <w:p>
-      <w:pPr>
-        <w:pStyle w:val="a3"/>
-        <w:numPr>
-          <w:ilvl w:val="1"/>
-          <w:numId w:val="2"/>
-        </w:numPr>
+        <w:t>Вся непубличная информация должна шифроваться в БД по умолчанию.</w:t>
+      </w:r>
+    </w:p>
+    <w:p>
+      <w:pPr>
         <w:jc w:val="both"/>
         <w:rPr>
           <w:rFonts w:ascii="Times New Roman" w:hAnsi="Times New Roman" w:cs="Times New Roman"/>
@@ -846,1114 +1938,6 @@
           <w:rFonts w:ascii="Times New Roman" w:hAnsi="Times New Roman" w:cs="Times New Roman"/>
           <w:sz w:val="28"/>
         </w:rPr>
-        <w:t>Навыки</w:t>
-      </w:r>
-    </w:p>
-    <w:p>
-      <w:pPr>
-        <w:pStyle w:val="a3"/>
-        <w:numPr>
-          <w:ilvl w:val="1"/>
-          <w:numId w:val="2"/>
-        </w:numPr>
-        <w:jc w:val="both"/>
-        <w:rPr>
-          <w:rFonts w:ascii="Times New Roman" w:hAnsi="Times New Roman" w:cs="Times New Roman"/>
-          <w:sz w:val="28"/>
-        </w:rPr>
-      </w:pPr>
-      <w:r>
-        <w:rPr>
-          <w:rFonts w:ascii="Times New Roman" w:hAnsi="Times New Roman" w:cs="Times New Roman"/>
-          <w:sz w:val="28"/>
-        </w:rPr>
-        <w:lastRenderedPageBreak/>
-        <w:t>Образование</w:t>
-      </w:r>
-    </w:p>
-    <w:p>
-      <w:pPr>
-        <w:pStyle w:val="a3"/>
-        <w:numPr>
-          <w:ilvl w:val="2"/>
-          <w:numId w:val="2"/>
-        </w:numPr>
-        <w:jc w:val="both"/>
-        <w:rPr>
-          <w:rFonts w:ascii="Times New Roman" w:hAnsi="Times New Roman" w:cs="Times New Roman"/>
-          <w:sz w:val="28"/>
-        </w:rPr>
-      </w:pPr>
-      <w:r>
-        <w:rPr>
-          <w:rFonts w:ascii="Times New Roman" w:hAnsi="Times New Roman" w:cs="Times New Roman"/>
-          <w:sz w:val="28"/>
-        </w:rPr>
-        <w:t>Тип</w:t>
-      </w:r>
-    </w:p>
-    <w:p>
-      <w:pPr>
-        <w:pStyle w:val="a3"/>
-        <w:numPr>
-          <w:ilvl w:val="2"/>
-          <w:numId w:val="2"/>
-        </w:numPr>
-        <w:jc w:val="both"/>
-        <w:rPr>
-          <w:rFonts w:ascii="Times New Roman" w:hAnsi="Times New Roman" w:cs="Times New Roman"/>
-          <w:sz w:val="28"/>
-        </w:rPr>
-      </w:pPr>
-      <w:r>
-        <w:rPr>
-          <w:rFonts w:ascii="Times New Roman" w:hAnsi="Times New Roman" w:cs="Times New Roman"/>
-          <w:sz w:val="28"/>
-        </w:rPr>
-        <w:t>Место</w:t>
-      </w:r>
-    </w:p>
-    <w:p>
-      <w:pPr>
-        <w:pStyle w:val="a3"/>
-        <w:numPr>
-          <w:ilvl w:val="2"/>
-          <w:numId w:val="2"/>
-        </w:numPr>
-        <w:jc w:val="both"/>
-        <w:rPr>
-          <w:rFonts w:ascii="Times New Roman" w:hAnsi="Times New Roman" w:cs="Times New Roman"/>
-          <w:sz w:val="28"/>
-        </w:rPr>
-      </w:pPr>
-      <w:r>
-        <w:rPr>
-          <w:rFonts w:ascii="Times New Roman" w:hAnsi="Times New Roman" w:cs="Times New Roman"/>
-          <w:sz w:val="28"/>
-        </w:rPr>
-        <w:t>Курс</w:t>
-      </w:r>
-    </w:p>
-    <w:p>
-      <w:pPr>
-        <w:pStyle w:val="a3"/>
-        <w:numPr>
-          <w:ilvl w:val="2"/>
-          <w:numId w:val="2"/>
-        </w:numPr>
-        <w:jc w:val="both"/>
-        <w:rPr>
-          <w:rFonts w:ascii="Times New Roman" w:hAnsi="Times New Roman" w:cs="Times New Roman"/>
-          <w:sz w:val="28"/>
-        </w:rPr>
-      </w:pPr>
-      <w:r>
-        <w:rPr>
-          <w:rFonts w:ascii="Times New Roman" w:hAnsi="Times New Roman" w:cs="Times New Roman"/>
-          <w:sz w:val="28"/>
-        </w:rPr>
-        <w:t>Начало и окончание</w:t>
-      </w:r>
-      <w:r>
-        <w:rPr>
-          <w:rFonts w:ascii="Times New Roman" w:hAnsi="Times New Roman" w:cs="Times New Roman"/>
-          <w:sz w:val="28"/>
-        </w:rPr>
-        <w:t xml:space="preserve"> обучения</w:t>
-      </w:r>
-    </w:p>
-    <w:p>
-      <w:pPr>
-        <w:pStyle w:val="a3"/>
-        <w:numPr>
-          <w:ilvl w:val="0"/>
-          <w:numId w:val="2"/>
-        </w:numPr>
-        <w:jc w:val="both"/>
-        <w:rPr>
-          <w:rFonts w:ascii="Times New Roman" w:hAnsi="Times New Roman" w:cs="Times New Roman"/>
-          <w:sz w:val="28"/>
-        </w:rPr>
-      </w:pPr>
-      <w:r>
-        <w:rPr>
-          <w:rFonts w:ascii="Times New Roman" w:hAnsi="Times New Roman" w:cs="Times New Roman"/>
-          <w:sz w:val="28"/>
-        </w:rPr>
-        <w:t>Получение уведомлений о новых вакансиях</w:t>
-      </w:r>
-    </w:p>
-    <w:p>
-      <w:pPr>
-        <w:jc w:val="both"/>
-        <w:rPr>
-          <w:rFonts w:ascii="Times New Roman" w:hAnsi="Times New Roman" w:cs="Times New Roman"/>
-          <w:sz w:val="28"/>
-        </w:rPr>
-      </w:pPr>
-      <w:r>
-        <w:rPr>
-          <w:rFonts w:ascii="Times New Roman" w:hAnsi="Times New Roman" w:cs="Times New Roman"/>
-          <w:sz w:val="28"/>
-        </w:rPr>
-        <w:t>Работодателям:</w:t>
-      </w:r>
-    </w:p>
-    <w:p>
-      <w:pPr>
-        <w:pStyle w:val="a3"/>
-        <w:numPr>
-          <w:ilvl w:val="0"/>
-          <w:numId w:val="3"/>
-        </w:numPr>
-        <w:jc w:val="both"/>
-        <w:rPr>
-          <w:rFonts w:ascii="Times New Roman" w:hAnsi="Times New Roman" w:cs="Times New Roman"/>
-          <w:sz w:val="28"/>
-        </w:rPr>
-      </w:pPr>
-      <w:r>
-        <w:rPr>
-          <w:rFonts w:ascii="Times New Roman" w:hAnsi="Times New Roman" w:cs="Times New Roman"/>
-          <w:sz w:val="28"/>
-        </w:rPr>
-        <w:t>Регистрация и авторизация</w:t>
-      </w:r>
-    </w:p>
-    <w:p>
-      <w:pPr>
-        <w:pStyle w:val="a3"/>
-        <w:numPr>
-          <w:ilvl w:val="0"/>
-          <w:numId w:val="3"/>
-        </w:numPr>
-        <w:jc w:val="both"/>
-        <w:rPr>
-          <w:rFonts w:ascii="Times New Roman" w:hAnsi="Times New Roman" w:cs="Times New Roman"/>
-          <w:sz w:val="28"/>
-        </w:rPr>
-      </w:pPr>
-      <w:r>
-        <w:rPr>
-          <w:rFonts w:ascii="Times New Roman" w:hAnsi="Times New Roman" w:cs="Times New Roman"/>
-          <w:sz w:val="28"/>
-        </w:rPr>
-        <w:t>Механизм подтверждения информации</w:t>
-      </w:r>
-    </w:p>
-    <w:p>
-      <w:pPr>
-        <w:pStyle w:val="a3"/>
-        <w:numPr>
-          <w:ilvl w:val="0"/>
-          <w:numId w:val="3"/>
-        </w:numPr>
-        <w:jc w:val="both"/>
-        <w:rPr>
-          <w:rFonts w:ascii="Times New Roman" w:hAnsi="Times New Roman" w:cs="Times New Roman"/>
-          <w:sz w:val="28"/>
-        </w:rPr>
-      </w:pPr>
-      <w:r>
-        <w:rPr>
-          <w:rFonts w:ascii="Times New Roman" w:hAnsi="Times New Roman" w:cs="Times New Roman"/>
-          <w:sz w:val="28"/>
-        </w:rPr>
-        <w:t>Выпуск вакансий в профиль</w:t>
-      </w:r>
-    </w:p>
-    <w:p>
-      <w:pPr>
-        <w:pStyle w:val="a3"/>
-        <w:numPr>
-          <w:ilvl w:val="0"/>
-          <w:numId w:val="3"/>
-        </w:numPr>
-        <w:jc w:val="both"/>
-        <w:rPr>
-          <w:rFonts w:ascii="Times New Roman" w:hAnsi="Times New Roman" w:cs="Times New Roman"/>
-          <w:sz w:val="28"/>
-        </w:rPr>
-      </w:pPr>
-      <w:r>
-        <w:rPr>
-          <w:rFonts w:ascii="Times New Roman" w:hAnsi="Times New Roman" w:cs="Times New Roman"/>
-          <w:sz w:val="28"/>
-        </w:rPr>
-        <w:t>Управление полученными откликами</w:t>
-      </w:r>
-    </w:p>
-    <w:p>
-      <w:pPr>
-        <w:pStyle w:val="a3"/>
-        <w:numPr>
-          <w:ilvl w:val="1"/>
-          <w:numId w:val="3"/>
-        </w:numPr>
-        <w:jc w:val="both"/>
-        <w:rPr>
-          <w:rFonts w:ascii="Times New Roman" w:hAnsi="Times New Roman" w:cs="Times New Roman"/>
-          <w:sz w:val="28"/>
-        </w:rPr>
-      </w:pPr>
-      <w:r>
-        <w:rPr>
-          <w:rFonts w:ascii="Times New Roman" w:hAnsi="Times New Roman" w:cs="Times New Roman"/>
-          <w:sz w:val="28"/>
-        </w:rPr>
-        <w:t>Просмотр</w:t>
-      </w:r>
-    </w:p>
-    <w:p>
-      <w:pPr>
-        <w:pStyle w:val="a3"/>
-        <w:numPr>
-          <w:ilvl w:val="1"/>
-          <w:numId w:val="3"/>
-        </w:numPr>
-        <w:jc w:val="both"/>
-        <w:rPr>
-          <w:rFonts w:ascii="Times New Roman" w:hAnsi="Times New Roman" w:cs="Times New Roman"/>
-          <w:sz w:val="28"/>
-        </w:rPr>
-      </w:pPr>
-      <w:r>
-        <w:rPr>
-          <w:rFonts w:ascii="Times New Roman" w:hAnsi="Times New Roman" w:cs="Times New Roman"/>
-          <w:sz w:val="28"/>
-        </w:rPr>
-        <w:t>Подтверждение</w:t>
-      </w:r>
-    </w:p>
-    <w:p>
-      <w:pPr>
-        <w:pStyle w:val="a3"/>
-        <w:numPr>
-          <w:ilvl w:val="1"/>
-          <w:numId w:val="3"/>
-        </w:numPr>
-        <w:jc w:val="both"/>
-        <w:rPr>
-          <w:rFonts w:ascii="Times New Roman" w:hAnsi="Times New Roman" w:cs="Times New Roman"/>
-          <w:sz w:val="28"/>
-        </w:rPr>
-      </w:pPr>
-      <w:r>
-        <w:rPr>
-          <w:rFonts w:ascii="Times New Roman" w:hAnsi="Times New Roman" w:cs="Times New Roman"/>
-          <w:sz w:val="28"/>
-        </w:rPr>
-        <w:t>Отказ</w:t>
-      </w:r>
-    </w:p>
-    <w:p>
-      <w:pPr>
-        <w:pStyle w:val="a3"/>
-        <w:numPr>
-          <w:ilvl w:val="1"/>
-          <w:numId w:val="3"/>
-        </w:numPr>
-        <w:jc w:val="both"/>
-        <w:rPr>
-          <w:rFonts w:ascii="Times New Roman" w:hAnsi="Times New Roman" w:cs="Times New Roman"/>
-          <w:sz w:val="28"/>
-        </w:rPr>
-      </w:pPr>
-      <w:r>
-        <w:rPr>
-          <w:rFonts w:ascii="Times New Roman" w:hAnsi="Times New Roman" w:cs="Times New Roman"/>
-          <w:sz w:val="28"/>
-        </w:rPr>
-        <w:t>Закладка</w:t>
-      </w:r>
-    </w:p>
-    <w:p>
-      <w:pPr>
-        <w:jc w:val="both"/>
-        <w:rPr>
-          <w:rFonts w:ascii="Times New Roman" w:hAnsi="Times New Roman" w:cs="Times New Roman"/>
-          <w:sz w:val="28"/>
-        </w:rPr>
-      </w:pPr>
-      <w:r>
-        <w:rPr>
-          <w:rFonts w:ascii="Times New Roman" w:hAnsi="Times New Roman" w:cs="Times New Roman"/>
-          <w:sz w:val="28"/>
-        </w:rPr>
-        <w:t>Также каждая возможная роль пользователя должна иметь доступ к документации, обучающей конечных пользователей.</w:t>
-      </w:r>
-    </w:p>
-    <w:p>
-      <w:pPr>
-        <w:jc w:val="both"/>
-        <w:rPr>
-          <w:rFonts w:ascii="Times New Roman" w:hAnsi="Times New Roman" w:cs="Times New Roman"/>
-          <w:sz w:val="28"/>
-        </w:rPr>
-      </w:pPr>
-      <w:r>
-        <w:rPr>
-          <w:rFonts w:ascii="Times New Roman" w:hAnsi="Times New Roman" w:cs="Times New Roman"/>
-          <w:sz w:val="28"/>
-        </w:rPr>
-        <w:t>Карточка вакансии должна содержать:</w:t>
-      </w:r>
-    </w:p>
-    <w:p>
-      <w:pPr>
-        <w:pStyle w:val="a3"/>
-        <w:numPr>
-          <w:ilvl w:val="0"/>
-          <w:numId w:val="8"/>
-        </w:numPr>
-        <w:jc w:val="both"/>
-        <w:rPr>
-          <w:rFonts w:ascii="Times New Roman" w:hAnsi="Times New Roman" w:cs="Times New Roman"/>
-          <w:sz w:val="28"/>
-        </w:rPr>
-      </w:pPr>
-      <w:r>
-        <w:rPr>
-          <w:rFonts w:ascii="Times New Roman" w:hAnsi="Times New Roman" w:cs="Times New Roman"/>
-          <w:sz w:val="28"/>
-        </w:rPr>
-        <w:t>Логотип организации (если есть)</w:t>
-      </w:r>
-    </w:p>
-    <w:p>
-      <w:pPr>
-        <w:pStyle w:val="a3"/>
-        <w:numPr>
-          <w:ilvl w:val="0"/>
-          <w:numId w:val="8"/>
-        </w:numPr>
-        <w:jc w:val="both"/>
-        <w:rPr>
-          <w:rFonts w:ascii="Times New Roman" w:hAnsi="Times New Roman" w:cs="Times New Roman"/>
-          <w:sz w:val="28"/>
-        </w:rPr>
-      </w:pPr>
-      <w:r>
-        <w:rPr>
-          <w:rFonts w:ascii="Times New Roman" w:hAnsi="Times New Roman" w:cs="Times New Roman"/>
-          <w:sz w:val="28"/>
-        </w:rPr>
-        <w:t>Наименование организации</w:t>
-      </w:r>
-    </w:p>
-    <w:p>
-      <w:pPr>
-        <w:pStyle w:val="a3"/>
-        <w:numPr>
-          <w:ilvl w:val="0"/>
-          <w:numId w:val="8"/>
-        </w:numPr>
-        <w:jc w:val="both"/>
-        <w:rPr>
-          <w:rFonts w:ascii="Times New Roman" w:hAnsi="Times New Roman" w:cs="Times New Roman"/>
-          <w:sz w:val="28"/>
-        </w:rPr>
-      </w:pPr>
-      <w:r>
-        <w:rPr>
-          <w:rFonts w:ascii="Times New Roman" w:hAnsi="Times New Roman" w:cs="Times New Roman"/>
-          <w:sz w:val="28"/>
-        </w:rPr>
-        <w:t>Данные о вакансии</w:t>
-      </w:r>
-    </w:p>
-    <w:p>
-      <w:pPr>
-        <w:pStyle w:val="a3"/>
-        <w:numPr>
-          <w:ilvl w:val="0"/>
-          <w:numId w:val="8"/>
-        </w:numPr>
-        <w:jc w:val="both"/>
-        <w:rPr>
-          <w:rFonts w:ascii="Times New Roman" w:hAnsi="Times New Roman" w:cs="Times New Roman"/>
-          <w:sz w:val="28"/>
-        </w:rPr>
-      </w:pPr>
-      <w:r>
-        <w:rPr>
-          <w:rFonts w:ascii="Times New Roman" w:hAnsi="Times New Roman" w:cs="Times New Roman"/>
-          <w:sz w:val="28"/>
-        </w:rPr>
-        <w:t>Примечания</w:t>
-      </w:r>
-    </w:p>
-    <w:p>
-      <w:pPr>
-        <w:jc w:val="both"/>
-        <w:rPr>
-          <w:rFonts w:ascii="Times New Roman" w:hAnsi="Times New Roman" w:cs="Times New Roman"/>
-          <w:sz w:val="28"/>
-        </w:rPr>
-      </w:pPr>
-      <w:r>
-        <w:rPr>
-          <w:rFonts w:ascii="Times New Roman" w:hAnsi="Times New Roman" w:cs="Times New Roman"/>
-          <w:sz w:val="28"/>
-        </w:rPr>
-        <w:t>Данные о вакансии должны содержать:</w:t>
-      </w:r>
-    </w:p>
-    <w:p>
-      <w:pPr>
-        <w:pStyle w:val="a3"/>
-        <w:numPr>
-          <w:ilvl w:val="0"/>
-          <w:numId w:val="10"/>
-        </w:numPr>
-        <w:jc w:val="both"/>
-        <w:rPr>
-          <w:rFonts w:ascii="Times New Roman" w:hAnsi="Times New Roman" w:cs="Times New Roman"/>
-          <w:sz w:val="28"/>
-        </w:rPr>
-      </w:pPr>
-      <w:r>
-        <w:rPr>
-          <w:rFonts w:ascii="Times New Roman" w:hAnsi="Times New Roman" w:cs="Times New Roman"/>
-          <w:sz w:val="28"/>
-        </w:rPr>
-        <w:t>Специальность/компетенцию</w:t>
-      </w:r>
-    </w:p>
-    <w:p>
-      <w:pPr>
-        <w:pStyle w:val="a3"/>
-        <w:numPr>
-          <w:ilvl w:val="0"/>
-          <w:numId w:val="10"/>
-        </w:numPr>
-        <w:jc w:val="both"/>
-        <w:rPr>
-          <w:rFonts w:ascii="Times New Roman" w:hAnsi="Times New Roman" w:cs="Times New Roman"/>
-          <w:sz w:val="28"/>
-        </w:rPr>
-      </w:pPr>
-      <w:r>
-        <w:rPr>
-          <w:rFonts w:ascii="Times New Roman" w:hAnsi="Times New Roman" w:cs="Times New Roman"/>
-          <w:sz w:val="28"/>
-        </w:rPr>
-        <w:t>Срок проведения практики</w:t>
-      </w:r>
-    </w:p>
-    <w:p>
-      <w:pPr>
-        <w:pStyle w:val="a3"/>
-        <w:numPr>
-          <w:ilvl w:val="0"/>
-          <w:numId w:val="10"/>
-        </w:numPr>
-        <w:jc w:val="both"/>
-        <w:rPr>
-          <w:rFonts w:ascii="Times New Roman" w:hAnsi="Times New Roman" w:cs="Times New Roman"/>
-          <w:sz w:val="28"/>
-        </w:rPr>
-      </w:pPr>
-      <w:r>
-        <w:rPr>
-          <w:rFonts w:ascii="Times New Roman" w:hAnsi="Times New Roman" w:cs="Times New Roman"/>
-          <w:sz w:val="28"/>
-        </w:rPr>
-        <w:t>Занимаемую должность</w:t>
-      </w:r>
-    </w:p>
-    <w:p>
-      <w:pPr>
-        <w:pStyle w:val="a3"/>
-        <w:numPr>
-          <w:ilvl w:val="0"/>
-          <w:numId w:val="10"/>
-        </w:numPr>
-        <w:jc w:val="both"/>
-        <w:rPr>
-          <w:rFonts w:ascii="Times New Roman" w:hAnsi="Times New Roman" w:cs="Times New Roman"/>
-          <w:sz w:val="28"/>
-        </w:rPr>
-      </w:pPr>
-      <w:r>
-        <w:rPr>
-          <w:rFonts w:ascii="Times New Roman" w:hAnsi="Times New Roman" w:cs="Times New Roman"/>
-          <w:sz w:val="28"/>
-        </w:rPr>
-        <w:t>Место</w:t>
-      </w:r>
-      <w:r>
-        <w:rPr>
-          <w:rFonts w:ascii="Times New Roman" w:hAnsi="Times New Roman" w:cs="Times New Roman"/>
-          <w:sz w:val="28"/>
-        </w:rPr>
-        <w:t xml:space="preserve"> проведения практики</w:t>
-      </w:r>
-    </w:p>
-    <w:p>
-      <w:pPr>
-        <w:pStyle w:val="a3"/>
-        <w:numPr>
-          <w:ilvl w:val="0"/>
-          <w:numId w:val="10"/>
-        </w:numPr>
-        <w:jc w:val="both"/>
-        <w:rPr>
-          <w:rFonts w:ascii="Times New Roman" w:hAnsi="Times New Roman" w:cs="Times New Roman"/>
-          <w:sz w:val="28"/>
-        </w:rPr>
-      </w:pPr>
-      <w:r>
-        <w:rPr>
-          <w:rFonts w:ascii="Times New Roman" w:hAnsi="Times New Roman" w:cs="Times New Roman"/>
-          <w:sz w:val="28"/>
-        </w:rPr>
-        <w:t>Зарплатную вилку</w:t>
-      </w:r>
-    </w:p>
-    <w:p>
-      <w:pPr>
-        <w:pStyle w:val="a3"/>
-        <w:numPr>
-          <w:ilvl w:val="0"/>
-          <w:numId w:val="10"/>
-        </w:numPr>
-        <w:jc w:val="both"/>
-        <w:rPr>
-          <w:rFonts w:ascii="Times New Roman" w:hAnsi="Times New Roman" w:cs="Times New Roman"/>
-          <w:sz w:val="28"/>
-        </w:rPr>
-      </w:pPr>
-      <w:r>
-        <w:rPr>
-          <w:rFonts w:ascii="Times New Roman" w:hAnsi="Times New Roman" w:cs="Times New Roman"/>
-          <w:sz w:val="28"/>
-        </w:rPr>
-        <w:t>Описание обязанностей и требований к кандидату</w:t>
-      </w:r>
-    </w:p>
-    <w:p>
-      <w:pPr>
-        <w:pStyle w:val="a3"/>
-        <w:numPr>
-          <w:ilvl w:val="0"/>
-          <w:numId w:val="10"/>
-        </w:numPr>
-        <w:jc w:val="both"/>
-        <w:rPr>
-          <w:rFonts w:ascii="Times New Roman" w:hAnsi="Times New Roman" w:cs="Times New Roman"/>
-          <w:sz w:val="28"/>
-        </w:rPr>
-      </w:pPr>
-      <w:r>
-        <w:rPr>
-          <w:rFonts w:ascii="Times New Roman" w:hAnsi="Times New Roman" w:cs="Times New Roman"/>
-          <w:sz w:val="28"/>
-        </w:rPr>
-        <w:t>Описание обязанностей и требований на рабочем месте</w:t>
-      </w:r>
-    </w:p>
-    <w:p>
-      <w:pPr>
-        <w:jc w:val="both"/>
-        <w:rPr>
-          <w:rFonts w:ascii="Times New Roman" w:hAnsi="Times New Roman" w:cs="Times New Roman"/>
-          <w:sz w:val="28"/>
-        </w:rPr>
-      </w:pPr>
-      <w:r>
-        <w:rPr>
-          <w:rFonts w:ascii="Times New Roman" w:hAnsi="Times New Roman" w:cs="Times New Roman"/>
-          <w:sz w:val="28"/>
-        </w:rPr>
-        <w:t xml:space="preserve">При отклике студента на вакансию, работодателю приходит уведомление о новом отклике, а также </w:t>
-      </w:r>
-      <w:r>
-        <w:rPr>
-          <w:rFonts w:ascii="Times New Roman" w:hAnsi="Times New Roman" w:cs="Times New Roman"/>
-          <w:sz w:val="28"/>
-        </w:rPr>
-        <w:t>соответственные</w:t>
-      </w:r>
-      <w:r>
-        <w:rPr>
-          <w:rFonts w:ascii="Times New Roman" w:hAnsi="Times New Roman" w:cs="Times New Roman"/>
-          <w:sz w:val="28"/>
-        </w:rPr>
-        <w:t xml:space="preserve"> данные вносятся в БД, </w:t>
-      </w:r>
-      <w:r>
-        <w:rPr>
-          <w:rFonts w:ascii="Times New Roman" w:hAnsi="Times New Roman" w:cs="Times New Roman"/>
-          <w:sz w:val="28"/>
-        </w:rPr>
-        <w:t>аккаунт студента числится в списке откликов на определённую вакансию.</w:t>
-      </w:r>
-      <w:r>
-        <w:rPr>
-          <w:rFonts w:ascii="Times New Roman" w:hAnsi="Times New Roman" w:cs="Times New Roman"/>
-          <w:sz w:val="28"/>
-        </w:rPr>
-        <w:t xml:space="preserve"> </w:t>
-      </w:r>
-      <w:r>
-        <w:rPr>
-          <w:rFonts w:ascii="Times New Roman" w:hAnsi="Times New Roman" w:cs="Times New Roman"/>
-          <w:sz w:val="28"/>
-        </w:rPr>
-        <w:t>Открывается возможности связи с работодателем с помощью чата.</w:t>
-      </w:r>
-    </w:p>
-    <w:p>
-      <w:pPr>
-        <w:jc w:val="both"/>
-        <w:rPr>
-          <w:rFonts w:ascii="Times New Roman" w:hAnsi="Times New Roman" w:cs="Times New Roman"/>
-          <w:sz w:val="28"/>
-        </w:rPr>
-      </w:pPr>
-      <w:r>
-        <w:rPr>
-          <w:rFonts w:ascii="Times New Roman" w:hAnsi="Times New Roman" w:cs="Times New Roman"/>
-          <w:sz w:val="28"/>
-        </w:rPr>
-        <w:t xml:space="preserve">При регистрации, </w:t>
-      </w:r>
-      <w:r>
-        <w:rPr>
-          <w:rFonts w:ascii="Times New Roman" w:hAnsi="Times New Roman" w:cs="Times New Roman"/>
-          <w:sz w:val="28"/>
-        </w:rPr>
-        <w:t>пользователь перенаправляется на страницу</w:t>
-      </w:r>
-      <w:r>
-        <w:rPr>
-          <w:rFonts w:ascii="Times New Roman" w:hAnsi="Times New Roman" w:cs="Times New Roman"/>
-          <w:sz w:val="28"/>
-        </w:rPr>
-        <w:t xml:space="preserve"> заполнени</w:t>
-      </w:r>
-      <w:r>
-        <w:rPr>
-          <w:rFonts w:ascii="Times New Roman" w:hAnsi="Times New Roman" w:cs="Times New Roman"/>
-          <w:sz w:val="28"/>
-        </w:rPr>
-        <w:t>я</w:t>
-      </w:r>
-      <w:r>
-        <w:rPr>
-          <w:rFonts w:ascii="Times New Roman" w:hAnsi="Times New Roman" w:cs="Times New Roman"/>
-          <w:sz w:val="28"/>
-        </w:rPr>
-        <w:t xml:space="preserve"> резюме, после его можно редактировать.</w:t>
-      </w:r>
-      <w:r>
-        <w:rPr>
-          <w:rFonts w:ascii="Times New Roman" w:hAnsi="Times New Roman" w:cs="Times New Roman"/>
-          <w:sz w:val="28"/>
-        </w:rPr>
-        <w:t xml:space="preserve"> </w:t>
-      </w:r>
-      <w:r>
-        <w:rPr>
-          <w:rFonts w:ascii="Times New Roman" w:hAnsi="Times New Roman" w:cs="Times New Roman"/>
-          <w:sz w:val="28"/>
-        </w:rPr>
-        <w:t xml:space="preserve">При регистрации работодателя </w:t>
-      </w:r>
-      <w:r>
-        <w:rPr>
-          <w:rFonts w:ascii="Times New Roman" w:hAnsi="Times New Roman" w:cs="Times New Roman"/>
-          <w:sz w:val="28"/>
-        </w:rPr>
-        <w:lastRenderedPageBreak/>
-        <w:t>происходит заполнение основной информации без немедленного выпуска вакансий.</w:t>
-      </w:r>
-    </w:p>
-    <w:p>
-      <w:pPr>
-        <w:jc w:val="both"/>
-        <w:rPr>
-          <w:rFonts w:ascii="Times New Roman" w:hAnsi="Times New Roman" w:cs="Times New Roman"/>
-          <w:sz w:val="28"/>
-        </w:rPr>
-      </w:pPr>
-      <w:r>
-        <w:rPr>
-          <w:rFonts w:ascii="Times New Roman" w:hAnsi="Times New Roman" w:cs="Times New Roman"/>
-          <w:sz w:val="28"/>
-        </w:rPr>
-        <w:t>Если список в</w:t>
-      </w:r>
-      <w:r>
-        <w:rPr>
-          <w:rFonts w:ascii="Times New Roman" w:hAnsi="Times New Roman" w:cs="Times New Roman"/>
-          <w:sz w:val="28"/>
-        </w:rPr>
-        <w:t xml:space="preserve">акансий </w:t>
-      </w:r>
-      <w:r>
-        <w:rPr>
-          <w:rFonts w:ascii="Times New Roman" w:hAnsi="Times New Roman" w:cs="Times New Roman"/>
-          <w:sz w:val="28"/>
-        </w:rPr>
-        <w:t>организаци</w:t>
-      </w:r>
-      <w:r>
-        <w:rPr>
-          <w:rFonts w:ascii="Times New Roman" w:hAnsi="Times New Roman" w:cs="Times New Roman"/>
-          <w:sz w:val="28"/>
-        </w:rPr>
-        <w:t>и</w:t>
-      </w:r>
-      <w:r>
-        <w:rPr>
-          <w:rFonts w:ascii="Times New Roman" w:hAnsi="Times New Roman" w:cs="Times New Roman"/>
-          <w:sz w:val="28"/>
-        </w:rPr>
-        <w:t xml:space="preserve"> </w:t>
-      </w:r>
-      <w:r>
-        <w:rPr>
-          <w:rFonts w:ascii="Times New Roman" w:hAnsi="Times New Roman" w:cs="Times New Roman"/>
-          <w:sz w:val="28"/>
-        </w:rPr>
-        <w:t>пуст продолжительное время – аккаунт удаляется системой с отправкой уведомления.</w:t>
-      </w:r>
-    </w:p>
-    <w:p>
-      <w:pPr>
-        <w:jc w:val="both"/>
-        <w:rPr>
-          <w:rFonts w:ascii="Times New Roman" w:hAnsi="Times New Roman" w:cs="Times New Roman"/>
-          <w:sz w:val="28"/>
-        </w:rPr>
-      </w:pPr>
-      <w:r>
-        <w:rPr>
-          <w:rFonts w:ascii="Times New Roman" w:hAnsi="Times New Roman" w:cs="Times New Roman"/>
-          <w:sz w:val="28"/>
-        </w:rPr>
-        <w:t>Основная информация профиля работодателей:</w:t>
-      </w:r>
-    </w:p>
-    <w:p>
-      <w:pPr>
-        <w:pStyle w:val="a3"/>
-        <w:numPr>
-          <w:ilvl w:val="0"/>
-          <w:numId w:val="9"/>
-        </w:numPr>
-        <w:jc w:val="both"/>
-        <w:rPr>
-          <w:rFonts w:ascii="Times New Roman" w:hAnsi="Times New Roman" w:cs="Times New Roman"/>
-          <w:sz w:val="28"/>
-        </w:rPr>
-      </w:pPr>
-      <w:r>
-        <w:rPr>
-          <w:rFonts w:ascii="Times New Roman" w:hAnsi="Times New Roman" w:cs="Times New Roman"/>
-          <w:sz w:val="28"/>
-        </w:rPr>
-        <w:t>Наименование организации</w:t>
-      </w:r>
-    </w:p>
-    <w:p>
-      <w:pPr>
-        <w:pStyle w:val="a3"/>
-        <w:numPr>
-          <w:ilvl w:val="0"/>
-          <w:numId w:val="9"/>
-        </w:numPr>
-        <w:jc w:val="both"/>
-        <w:rPr>
-          <w:rFonts w:ascii="Times New Roman" w:hAnsi="Times New Roman" w:cs="Times New Roman"/>
-          <w:sz w:val="28"/>
-        </w:rPr>
-      </w:pPr>
-      <w:r>
-        <w:rPr>
-          <w:rFonts w:ascii="Times New Roman" w:hAnsi="Times New Roman" w:cs="Times New Roman"/>
-          <w:sz w:val="28"/>
-        </w:rPr>
-        <w:t>Местоположение</w:t>
-      </w:r>
-    </w:p>
-    <w:p>
-      <w:pPr>
-        <w:pStyle w:val="a3"/>
-        <w:numPr>
-          <w:ilvl w:val="0"/>
-          <w:numId w:val="9"/>
-        </w:numPr>
-        <w:jc w:val="both"/>
-        <w:rPr>
-          <w:rFonts w:ascii="Times New Roman" w:hAnsi="Times New Roman" w:cs="Times New Roman"/>
-          <w:sz w:val="28"/>
-        </w:rPr>
-      </w:pPr>
-      <w:r>
-        <w:rPr>
-          <w:rFonts w:ascii="Times New Roman" w:hAnsi="Times New Roman" w:cs="Times New Roman"/>
-          <w:sz w:val="28"/>
-        </w:rPr>
-        <w:t>Об организации</w:t>
-      </w:r>
-    </w:p>
-    <w:p>
-      <w:pPr>
-        <w:jc w:val="both"/>
-        <w:rPr>
-          <w:rFonts w:ascii="Times New Roman" w:hAnsi="Times New Roman" w:cs="Times New Roman"/>
-          <w:sz w:val="28"/>
-        </w:rPr>
-      </w:pPr>
-      <w:r>
-        <w:rPr>
-          <w:rFonts w:ascii="Times New Roman" w:hAnsi="Times New Roman" w:cs="Times New Roman"/>
-          <w:sz w:val="28"/>
-        </w:rPr>
-        <w:t>Механизм подтверждения пользователей предусматривается разработчиком, но существуют следующие рекомендации</w:t>
-      </w:r>
-      <w:r>
-        <w:rPr>
-          <w:rFonts w:ascii="Times New Roman" w:hAnsi="Times New Roman" w:cs="Times New Roman"/>
-          <w:sz w:val="28"/>
-        </w:rPr>
-        <w:t xml:space="preserve"> (ОУ – образовательное учреждение)</w:t>
-      </w:r>
-      <w:r>
-        <w:rPr>
-          <w:rFonts w:ascii="Times New Roman" w:hAnsi="Times New Roman" w:cs="Times New Roman"/>
-          <w:sz w:val="28"/>
-        </w:rPr>
-        <w:t>:</w:t>
-      </w:r>
-    </w:p>
-    <w:p>
-      <w:pPr>
-        <w:pStyle w:val="a3"/>
-        <w:numPr>
-          <w:ilvl w:val="0"/>
-          <w:numId w:val="11"/>
-        </w:numPr>
-        <w:jc w:val="both"/>
-        <w:rPr>
-          <w:rFonts w:ascii="Times New Roman" w:hAnsi="Times New Roman" w:cs="Times New Roman"/>
-          <w:sz w:val="28"/>
-        </w:rPr>
-      </w:pPr>
-      <w:r>
-        <w:rPr>
-          <w:rFonts w:ascii="Times New Roman" w:hAnsi="Times New Roman" w:cs="Times New Roman"/>
-          <w:sz w:val="28"/>
-        </w:rPr>
-        <w:t>Для верификации студента, в своём профиле он выбирает своё ОУ, хранимое в базе данных в соответствии с выбранным местоположением. Поддержка платформы проводит запрос в ОУ с данными студента. Если студент существует – аккаунт подтверждается, в противном случае – аккаунт не верифицируется с последующим соответственным уведомлением. При частых неудачных проверках, аккаунт студента подлежит удалению.</w:t>
-      </w:r>
-    </w:p>
-    <w:p>
-      <w:pPr>
-        <w:pStyle w:val="a3"/>
-        <w:numPr>
-          <w:ilvl w:val="0"/>
-          <w:numId w:val="11"/>
-        </w:numPr>
-        <w:jc w:val="both"/>
-        <w:rPr>
-          <w:rFonts w:ascii="Times New Roman" w:hAnsi="Times New Roman" w:cs="Times New Roman"/>
-          <w:sz w:val="28"/>
-        </w:rPr>
-      </w:pPr>
-      <w:r>
-        <w:rPr>
-          <w:rFonts w:ascii="Times New Roman" w:hAnsi="Times New Roman" w:cs="Times New Roman"/>
-          <w:sz w:val="28"/>
-        </w:rPr>
-        <w:t>Для верификации работодателей, в своём профиле он указывает реквизиты организации. Поддержка платформы проводит запрос в госограны и/или госресурсы с данными работодателя. Если организация существует – аккаунт подтверждается, в противном случае – аккаунт не верифицируется с последующим соответственным уведомлением. При частых неудачных проверках, аккаунт работодателя подлежит удалению.</w:t>
-      </w:r>
-    </w:p>
-    <w:p>
-      <w:pPr>
-        <w:jc w:val="both"/>
-        <w:rPr>
-          <w:rFonts w:ascii="Times New Roman" w:hAnsi="Times New Roman" w:cs="Times New Roman"/>
-          <w:sz w:val="28"/>
-        </w:rPr>
-      </w:pPr>
-      <w:r>
-        <w:rPr>
-          <w:rFonts w:ascii="Times New Roman" w:hAnsi="Times New Roman" w:cs="Times New Roman"/>
-          <w:sz w:val="28"/>
-        </w:rPr>
-        <w:t>4</w:t>
-      </w:r>
-      <w:r>
-        <w:rPr>
-          <w:rFonts w:ascii="Times New Roman" w:hAnsi="Times New Roman" w:cs="Times New Roman"/>
-          <w:sz w:val="28"/>
-        </w:rPr>
-        <w:t>.2 Требования к надёжности</w:t>
-      </w:r>
-      <w:r>
-        <w:rPr>
-          <w:rFonts w:ascii="Times New Roman" w:hAnsi="Times New Roman" w:cs="Times New Roman"/>
-          <w:sz w:val="28"/>
-        </w:rPr>
-        <w:t xml:space="preserve"> и безопасности</w:t>
-      </w:r>
-    </w:p>
-    <w:p>
-      <w:pPr>
-        <w:jc w:val="both"/>
-        <w:rPr>
-          <w:rFonts w:ascii="Times New Roman" w:hAnsi="Times New Roman" w:cs="Times New Roman"/>
-          <w:sz w:val="28"/>
-        </w:rPr>
-      </w:pPr>
-      <w:r>
-        <w:rPr>
-          <w:rFonts w:ascii="Times New Roman" w:hAnsi="Times New Roman" w:cs="Times New Roman"/>
-          <w:sz w:val="28"/>
-        </w:rPr>
-        <w:t>Информационная система должна автоматизировано контролировать входные данные при регистрации</w:t>
-      </w:r>
-      <w:r>
-        <w:rPr>
-          <w:rFonts w:ascii="Times New Roman" w:hAnsi="Times New Roman" w:cs="Times New Roman"/>
-          <w:sz w:val="28"/>
-        </w:rPr>
-        <w:t xml:space="preserve"> </w:t>
-      </w:r>
-      <w:r>
-        <w:rPr>
-          <w:rFonts w:ascii="Times New Roman" w:hAnsi="Times New Roman" w:cs="Times New Roman"/>
-          <w:sz w:val="28"/>
-        </w:rPr>
-        <w:t>и обеспечивать целостность хранимой информации.</w:t>
-      </w:r>
-    </w:p>
-    <w:p>
-      <w:pPr>
-        <w:jc w:val="both"/>
-        <w:rPr>
-          <w:rFonts w:ascii="Times New Roman" w:hAnsi="Times New Roman" w:cs="Times New Roman"/>
-          <w:sz w:val="28"/>
-        </w:rPr>
-      </w:pPr>
-      <w:r>
-        <w:rPr>
-          <w:rFonts w:ascii="Times New Roman" w:hAnsi="Times New Roman" w:cs="Times New Roman"/>
-          <w:sz w:val="28"/>
-        </w:rPr>
-        <w:t xml:space="preserve">Необходимо обеспечить защиту от </w:t>
-      </w:r>
-      <w:r>
-        <w:rPr>
-          <w:rFonts w:ascii="Times New Roman" w:hAnsi="Times New Roman" w:cs="Times New Roman"/>
-          <w:sz w:val="28"/>
-          <w:lang w:val="en-US"/>
-        </w:rPr>
-        <w:t>SQL</w:t>
-      </w:r>
-      <w:r>
-        <w:rPr>
-          <w:rFonts w:ascii="Times New Roman" w:hAnsi="Times New Roman" w:cs="Times New Roman"/>
-          <w:sz w:val="28"/>
-        </w:rPr>
-        <w:t>-</w:t>
-      </w:r>
-      <w:r>
-        <w:rPr>
-          <w:rFonts w:ascii="Times New Roman" w:hAnsi="Times New Roman" w:cs="Times New Roman"/>
-          <w:sz w:val="28"/>
-        </w:rPr>
-        <w:t>инъекций.</w:t>
-      </w:r>
-    </w:p>
-    <w:p>
-      <w:pPr>
-        <w:jc w:val="both"/>
-        <w:rPr>
-          <w:rFonts w:ascii="Times New Roman" w:hAnsi="Times New Roman" w:cs="Times New Roman"/>
-          <w:sz w:val="28"/>
-        </w:rPr>
-      </w:pPr>
-      <w:r>
-        <w:rPr>
-          <w:rFonts w:ascii="Times New Roman" w:hAnsi="Times New Roman" w:cs="Times New Roman"/>
-          <w:sz w:val="28"/>
-        </w:rPr>
-        <w:t>В случае непредвиденных ошибок, пользователи могут обратиться в поддержку, перейдя на соответствующую страницу или по указанным контактным данным сервисной организации.</w:t>
-      </w:r>
-    </w:p>
-    <w:p>
-      <w:pPr>
-        <w:jc w:val="both"/>
-        <w:rPr>
-          <w:rFonts w:ascii="Times New Roman" w:hAnsi="Times New Roman" w:cs="Times New Roman"/>
-          <w:sz w:val="28"/>
-        </w:rPr>
-      </w:pPr>
-      <w:r>
-        <w:rPr>
-          <w:rFonts w:ascii="Times New Roman" w:hAnsi="Times New Roman" w:cs="Times New Roman"/>
-          <w:sz w:val="28"/>
-        </w:rPr>
-        <w:t xml:space="preserve">При выборе хостинга отдавать предпочтения лучшим, избирая по таким критериям, как: цена, отказоустойчивость, надёжность, отзывы, общая репутация, имеется ли защита от </w:t>
-      </w:r>
-      <w:r>
-        <w:rPr>
-          <w:rFonts w:ascii="Times New Roman" w:hAnsi="Times New Roman" w:cs="Times New Roman"/>
-          <w:sz w:val="28"/>
-          <w:lang w:val="en-US"/>
-        </w:rPr>
-        <w:t>DDOS</w:t>
-      </w:r>
-      <w:r>
-        <w:rPr>
-          <w:rFonts w:ascii="Times New Roman" w:hAnsi="Times New Roman" w:cs="Times New Roman"/>
-          <w:sz w:val="28"/>
-        </w:rPr>
-        <w:t>-</w:t>
-      </w:r>
-      <w:r>
-        <w:rPr>
-          <w:rFonts w:ascii="Times New Roman" w:hAnsi="Times New Roman" w:cs="Times New Roman"/>
-          <w:sz w:val="28"/>
-        </w:rPr>
-        <w:t>атак.</w:t>
-      </w:r>
-    </w:p>
-    <w:p>
-      <w:pPr>
-        <w:jc w:val="both"/>
-        <w:rPr>
-          <w:rFonts w:ascii="Times New Roman" w:hAnsi="Times New Roman" w:cs="Times New Roman"/>
-          <w:sz w:val="28"/>
-        </w:rPr>
-      </w:pPr>
-      <w:r>
-        <w:rPr>
-          <w:rFonts w:ascii="Times New Roman" w:hAnsi="Times New Roman" w:cs="Times New Roman"/>
-          <w:sz w:val="28"/>
-        </w:rPr>
-        <w:t>Вся непубличная информация должна шифроваться в БД по умолчанию.</w:t>
-      </w:r>
-    </w:p>
-    <w:p>
-      <w:pPr>
-        <w:jc w:val="both"/>
-        <w:rPr>
-          <w:rFonts w:ascii="Times New Roman" w:hAnsi="Times New Roman" w:cs="Times New Roman"/>
-          <w:sz w:val="28"/>
-        </w:rPr>
-      </w:pPr>
-      <w:r>
-        <w:rPr>
-          <w:rFonts w:ascii="Times New Roman" w:hAnsi="Times New Roman" w:cs="Times New Roman"/>
-          <w:sz w:val="28"/>
-        </w:rPr>
-        <w:lastRenderedPageBreak/>
         <w:t>4</w:t>
       </w:r>
       <w:r>
@@ -2721,6 +2705,7 @@
           <w:rFonts w:ascii="Times New Roman" w:hAnsi="Times New Roman" w:cs="Times New Roman"/>
           <w:sz w:val="28"/>
         </w:rPr>
+        <w:lastRenderedPageBreak/>
         <w:t>Адаптивная вёрстка</w:t>
       </w:r>
       <w:r>
@@ -2823,7 +2808,6 @@
           <w:rFonts w:ascii="Times New Roman" w:hAnsi="Times New Roman" w:cs="Times New Roman"/>
           <w:sz w:val="28"/>
         </w:rPr>
-        <w:lastRenderedPageBreak/>
         <w:t>Состав программной документации</w:t>
       </w:r>
       <w:r>
@@ -3048,7 +3032,28 @@
           <w:rFonts w:ascii="Times New Roman" w:hAnsi="Times New Roman" w:cs="Times New Roman"/>
           <w:sz w:val="28"/>
         </w:rPr>
-        <w:t>*Текст программы предоставляется для ознакомления и не подлежит полной передаче</w:t>
+        <w:t>*Текст программы предоставляется</w:t>
+      </w:r>
+      <w:r>
+        <w:rPr>
+          <w:rFonts w:ascii="Times New Roman" w:hAnsi="Times New Roman" w:cs="Times New Roman"/>
+          <w:sz w:val="28"/>
+        </w:rPr>
+        <w:t xml:space="preserve"> </w:t>
+      </w:r>
+      <w:r>
+        <w:rPr>
+          <w:rFonts w:ascii="Times New Roman" w:hAnsi="Times New Roman" w:cs="Times New Roman"/>
+          <w:sz w:val="28"/>
+        </w:rPr>
+        <w:t xml:space="preserve">временно </w:t>
+      </w:r>
+      <w:r>
+        <w:rPr>
+          <w:rFonts w:ascii="Times New Roman" w:hAnsi="Times New Roman" w:cs="Times New Roman"/>
+          <w:sz w:val="28"/>
+        </w:rPr>
+        <w:t>для ознакомления и не подлежит полной передаче</w:t>
       </w:r>
       <w:r>
         <w:rPr>
@@ -3592,7 +3597,15 @@
                 <w:rFonts w:ascii="Times New Roman" w:hAnsi="Times New Roman" w:cs="Times New Roman"/>
                 <w:sz w:val="28"/>
               </w:rPr>
-              <w:t>Ожидаемое время, в течение которого инвестиции в проект будут полностью возмещены (если ожидается)</w:t>
+              <w:t xml:space="preserve">Ожидаемое время, в течение которого инвестиции в проект </w:t>
+            </w:r>
+            <w:r>
+              <w:rPr>
+                <w:rFonts w:ascii="Times New Roman" w:hAnsi="Times New Roman" w:cs="Times New Roman"/>
+                <w:sz w:val="28"/>
+              </w:rPr>
+              <w:lastRenderedPageBreak/>
+              <w:t>будут полностью возмещены (если ожидается)</w:t>
             </w:r>
           </w:p>
         </w:tc>
@@ -3614,6 +3627,7 @@
                 <w:rFonts w:ascii="Times New Roman" w:hAnsi="Times New Roman" w:cs="Times New Roman"/>
                 <w:sz w:val="28"/>
               </w:rPr>
+              <w:lastRenderedPageBreak/>
               <w:t>Не применимо</w:t>
             </w:r>
           </w:p>
@@ -3780,7 +3794,6 @@
                 <w:rFonts w:ascii="Times New Roman" w:hAnsi="Times New Roman" w:cs="Times New Roman"/>
                 <w:sz w:val="28"/>
               </w:rPr>
-              <w:lastRenderedPageBreak/>
               <w:t>Риски и угрозы</w:t>
             </w:r>
           </w:p>
@@ -4613,6 +4626,7 @@
                 <w:rFonts w:ascii="Times New Roman" w:hAnsi="Times New Roman" w:cs="Times New Roman"/>
                 <w:sz w:val="28"/>
               </w:rPr>
+              <w:lastRenderedPageBreak/>
               <w:t>Тестирование</w:t>
             </w:r>
           </w:p>
@@ -4738,7 +4752,6 @@
                 <w:rFonts w:ascii="Times New Roman" w:hAnsi="Times New Roman" w:cs="Times New Roman"/>
                 <w:sz w:val="28"/>
               </w:rPr>
-              <w:lastRenderedPageBreak/>
               <w:t>Продакшн</w:t>
             </w:r>
           </w:p>
@@ -5172,6 +5185,7 @@
           <w:rFonts w:ascii="Times New Roman" w:hAnsi="Times New Roman" w:cs="Times New Roman"/>
           <w:sz w:val="28"/>
         </w:rPr>
+        <w:lastRenderedPageBreak/>
         <w:t>Утверждение требований</w:t>
       </w:r>
       <w:r>
@@ -5274,7 +5288,6 @@
           <w:rFonts w:ascii="Times New Roman" w:hAnsi="Times New Roman" w:cs="Times New Roman"/>
           <w:sz w:val="28"/>
         </w:rPr>
-        <w:lastRenderedPageBreak/>
         <w:t>Критерии приёмки:</w:t>
       </w:r>
     </w:p>
@@ -5351,6 +5364,119 @@
 <file path=word/numbering.xml><?xml version="1.0" encoding="utf-8"?>
 <w:numbering xmlns:wpc="http://schemas.microsoft.com/office/word/2010/wordprocessingCanvas" xmlns:cx="http://schemas.microsoft.com/office/drawing/2014/chartex" xmlns:cx1="http://schemas.microsoft.com/office/drawing/2015/9/8/chartex" xmlns:cx2="http://schemas.microsoft.com/office/drawing/2015/10/21/chartex" xmlns:cx3="http://schemas.microsoft.com/office/drawing/2016/5/9/chartex" xmlns:cx4="http://schemas.microsoft.com/office/drawing/2016/5/10/chartex" xmlns:cx5="http://schemas.microsoft.com/office/drawing/2016/5/11/chartex" xmlns:cx6="http://schemas.microsoft.com/office/drawing/2016/5/12/chartex" xmlns:cx7="http://schemas.microsoft.com/office/drawing/2016/5/13/chartex" xmlns:cx8="http://schemas.microsoft.com/office/drawing/2016/5/14/chartex" xmlns:mc="http://schemas.openxmlformats.org/markup-compatibility/2006" xmlns:aink="http://schemas.microsoft.com/office/drawing/2016/ink" xmlns:am3d="http://schemas.microsoft.com/office/drawing/2017/model3d" xmlns:o="urn:schemas-microsoft-com:office:office" xmlns:r="http://schemas.openxmlformats.org/officeDocument/2006/relationships" xmlns:m="http://schemas.openxmlformats.org/officeDocument/2006/math" xmlns:v="urn:schemas-microsoft-com:vml" xmlns:wp14="http://schemas.microsoft.com/office/word/2010/wordprocessingDrawing" xmlns:wp="http://schemas.openxmlformats.org/drawingml/2006/wordprocessingDrawing" xmlns:w10="urn:schemas-microsoft-com:office:word" xmlns:w="http://schemas.openxmlformats.org/wordprocessingml/2006/main" xmlns:w14="http://schemas.microsoft.com/office/word/2010/wordml" xmlns:w15="http://schemas.microsoft.com/office/word/2012/wordml" xmlns:w16cex="http://schemas.microsoft.com/office/word/2018/wordml/cex" xmlns:w16cid="http://schemas.microsoft.com/office/word/2016/wordml/cid" xmlns:w16="http://schemas.microsoft.com/office/word/2018/wordml" xmlns:w16sdtdh="http://schemas.microsoft.com/office/word/2020/wordml/sdtdatahash" xmlns:w16se="http://schemas.microsoft.com/office/word/2015/wordml/symex" xmlns:wpg="http://schemas.microsoft.com/office/word/2010/wordprocessingGroup" xmlns:wpi="http://schemas.microsoft.com/office/word/2010/wordprocessingInk" xmlns:wne="http://schemas.microsoft.com/office/word/2006/wordml" xmlns:wps="http://schemas.microsoft.com/office/word/2010/wordprocessingShape" mc:Ignorable="w14 w15 w16se w16cid w16 w16cex w16sdtdh wp14">
   <w:abstractNum w:abstractNumId="0" w15:restartNumberingAfterBreak="0">
+    <w:nsid w:val="0AA350D5"/>
+    <w:multiLevelType w:val="hybridMultilevel"/>
+    <w:tmpl w:val="8FC88C10"/>
+    <w:lvl w:ilvl="0" w:tplc="04190001">
+      <w:start w:val="1"/>
+      <w:numFmt w:val="bullet"/>
+      <w:lvlText w:val=""/>
+      <w:lvlJc w:val="left"/>
+      <w:pPr>
+        <w:ind w:left="720" w:hanging="360"/>
+      </w:pPr>
+      <w:rPr>
+        <w:rFonts w:ascii="Symbol" w:hAnsi="Symbol" w:hint="default"/>
+      </w:rPr>
+    </w:lvl>
+    <w:lvl w:ilvl="1" w:tplc="04190003" w:tentative="1">
+      <w:start w:val="1"/>
+      <w:numFmt w:val="bullet"/>
+      <w:lvlText w:val="o"/>
+      <w:lvlJc w:val="left"/>
+      <w:pPr>
+        <w:ind w:left="1440" w:hanging="360"/>
+      </w:pPr>
+      <w:rPr>
+        <w:rFonts w:ascii="Courier New" w:hAnsi="Courier New" w:cs="Courier New" w:hint="default"/>
+      </w:rPr>
+    </w:lvl>
+    <w:lvl w:ilvl="2" w:tplc="04190005" w:tentative="1">
+      <w:start w:val="1"/>
+      <w:numFmt w:val="bullet"/>
+      <w:lvlText w:val=""/>
+      <w:lvlJc w:val="left"/>
+      <w:pPr>
+        <w:ind w:left="2160" w:hanging="360"/>
+      </w:pPr>
+      <w:rPr>
+        <w:rFonts w:ascii="Wingdings" w:hAnsi="Wingdings" w:hint="default"/>
+      </w:rPr>
+    </w:lvl>
+    <w:lvl w:ilvl="3" w:tplc="04190001" w:tentative="1">
+      <w:start w:val="1"/>
+      <w:numFmt w:val="bullet"/>
+      <w:lvlText w:val=""/>
+      <w:lvlJc w:val="left"/>
+      <w:pPr>
+        <w:ind w:left="2880" w:hanging="360"/>
+      </w:pPr>
+      <w:rPr>
+        <w:rFonts w:ascii="Symbol" w:hAnsi="Symbol" w:hint="default"/>
+      </w:rPr>
+    </w:lvl>
+    <w:lvl w:ilvl="4" w:tplc="04190003" w:tentative="1">
+      <w:start w:val="1"/>
+      <w:numFmt w:val="bullet"/>
+      <w:lvlText w:val="o"/>
+      <w:lvlJc w:val="left"/>
+      <w:pPr>
+        <w:ind w:left="3600" w:hanging="360"/>
+      </w:pPr>
+      <w:rPr>
+        <w:rFonts w:ascii="Courier New" w:hAnsi="Courier New" w:cs="Courier New" w:hint="default"/>
+      </w:rPr>
+    </w:lvl>
+    <w:lvl w:ilvl="5" w:tplc="04190005" w:tentative="1">
+      <w:start w:val="1"/>
+      <w:numFmt w:val="bullet"/>
+      <w:lvlText w:val=""/>
+      <w:lvlJc w:val="left"/>
+      <w:pPr>
+        <w:ind w:left="4320" w:hanging="360"/>
+      </w:pPr>
+      <w:rPr>
+        <w:rFonts w:ascii="Wingdings" w:hAnsi="Wingdings" w:hint="default"/>
+      </w:rPr>
+    </w:lvl>
+    <w:lvl w:ilvl="6" w:tplc="04190001" w:tentative="1">
+      <w:start w:val="1"/>
+      <w:numFmt w:val="bullet"/>
+      <w:lvlText w:val=""/>
+      <w:lvlJc w:val="left"/>
+      <w:pPr>
+        <w:ind w:left="5040" w:hanging="360"/>
+      </w:pPr>
+      <w:rPr>
+        <w:rFonts w:ascii="Symbol" w:hAnsi="Symbol" w:hint="default"/>
+      </w:rPr>
+    </w:lvl>
+    <w:lvl w:ilvl="7" w:tplc="04190003" w:tentative="1">
+      <w:start w:val="1"/>
+      <w:numFmt w:val="bullet"/>
+      <w:lvlText w:val="o"/>
+      <w:lvlJc w:val="left"/>
+      <w:pPr>
+        <w:ind w:left="5760" w:hanging="360"/>
+      </w:pPr>
+      <w:rPr>
+        <w:rFonts w:ascii="Courier New" w:hAnsi="Courier New" w:cs="Courier New" w:hint="default"/>
+      </w:rPr>
+    </w:lvl>
+    <w:lvl w:ilvl="8" w:tplc="04190005" w:tentative="1">
+      <w:start w:val="1"/>
+      <w:numFmt w:val="bullet"/>
+      <w:lvlText w:val=""/>
+      <w:lvlJc w:val="left"/>
+      <w:pPr>
+        <w:ind w:left="6480" w:hanging="360"/>
+      </w:pPr>
+      <w:rPr>
+        <w:rFonts w:ascii="Wingdings" w:hAnsi="Wingdings" w:hint="default"/>
+      </w:rPr>
+    </w:lvl>
+  </w:abstractNum>
+  <w:abstractNum w:abstractNumId="1" w15:restartNumberingAfterBreak="0">
     <w:nsid w:val="24C01231"/>
     <w:multiLevelType w:val="hybridMultilevel"/>
     <w:tmpl w:val="1B4A2CC0"/>
@@ -5463,7 +5589,7 @@
       </w:rPr>
     </w:lvl>
   </w:abstractNum>
-  <w:abstractNum w:abstractNumId="1" w15:restartNumberingAfterBreak="0">
+  <w:abstractNum w:abstractNumId="2" w15:restartNumberingAfterBreak="0">
     <w:nsid w:val="349037BD"/>
     <w:multiLevelType w:val="hybridMultilevel"/>
     <w:tmpl w:val="09BE3770"/>
@@ -5576,7 +5702,7 @@
       </w:rPr>
     </w:lvl>
   </w:abstractNum>
-  <w:abstractNum w:abstractNumId="2" w15:restartNumberingAfterBreak="0">
+  <w:abstractNum w:abstractNumId="3" w15:restartNumberingAfterBreak="0">
     <w:nsid w:val="3616256F"/>
     <w:multiLevelType w:val="hybridMultilevel"/>
     <w:tmpl w:val="7CBCB684"/>
@@ -5689,7 +5815,7 @@
       </w:rPr>
     </w:lvl>
   </w:abstractNum>
-  <w:abstractNum w:abstractNumId="3" w15:restartNumberingAfterBreak="0">
+  <w:abstractNum w:abstractNumId="4" w15:restartNumberingAfterBreak="0">
     <w:nsid w:val="384872B3"/>
     <w:multiLevelType w:val="hybridMultilevel"/>
     <w:tmpl w:val="27E25D18"/>
@@ -5802,7 +5928,120 @@
       </w:rPr>
     </w:lvl>
   </w:abstractNum>
-  <w:abstractNum w:abstractNumId="4" w15:restartNumberingAfterBreak="0">
+  <w:abstractNum w:abstractNumId="5" w15:restartNumberingAfterBreak="0">
+    <w:nsid w:val="41BE67AF"/>
+    <w:multiLevelType w:val="hybridMultilevel"/>
+    <w:tmpl w:val="E0689D3C"/>
+    <w:lvl w:ilvl="0" w:tplc="04190001">
+      <w:start w:val="1"/>
+      <w:numFmt w:val="bullet"/>
+      <w:lvlText w:val=""/>
+      <w:lvlJc w:val="left"/>
+      <w:pPr>
+        <w:ind w:left="720" w:hanging="360"/>
+      </w:pPr>
+      <w:rPr>
+        <w:rFonts w:ascii="Symbol" w:hAnsi="Symbol" w:hint="default"/>
+      </w:rPr>
+    </w:lvl>
+    <w:lvl w:ilvl="1" w:tplc="04190003" w:tentative="1">
+      <w:start w:val="1"/>
+      <w:numFmt w:val="bullet"/>
+      <w:lvlText w:val="o"/>
+      <w:lvlJc w:val="left"/>
+      <w:pPr>
+        <w:ind w:left="1440" w:hanging="360"/>
+      </w:pPr>
+      <w:rPr>
+        <w:rFonts w:ascii="Courier New" w:hAnsi="Courier New" w:cs="Courier New" w:hint="default"/>
+      </w:rPr>
+    </w:lvl>
+    <w:lvl w:ilvl="2" w:tplc="04190005" w:tentative="1">
+      <w:start w:val="1"/>
+      <w:numFmt w:val="bullet"/>
+      <w:lvlText w:val=""/>
+      <w:lvlJc w:val="left"/>
+      <w:pPr>
+        <w:ind w:left="2160" w:hanging="360"/>
+      </w:pPr>
+      <w:rPr>
+        <w:rFonts w:ascii="Wingdings" w:hAnsi="Wingdings" w:hint="default"/>
+      </w:rPr>
+    </w:lvl>
+    <w:lvl w:ilvl="3" w:tplc="04190001" w:tentative="1">
+      <w:start w:val="1"/>
+      <w:numFmt w:val="bullet"/>
+      <w:lvlText w:val=""/>
+      <w:lvlJc w:val="left"/>
+      <w:pPr>
+        <w:ind w:left="2880" w:hanging="360"/>
+      </w:pPr>
+      <w:rPr>
+        <w:rFonts w:ascii="Symbol" w:hAnsi="Symbol" w:hint="default"/>
+      </w:rPr>
+    </w:lvl>
+    <w:lvl w:ilvl="4" w:tplc="04190003" w:tentative="1">
+      <w:start w:val="1"/>
+      <w:numFmt w:val="bullet"/>
+      <w:lvlText w:val="o"/>
+      <w:lvlJc w:val="left"/>
+      <w:pPr>
+        <w:ind w:left="3600" w:hanging="360"/>
+      </w:pPr>
+      <w:rPr>
+        <w:rFonts w:ascii="Courier New" w:hAnsi="Courier New" w:cs="Courier New" w:hint="default"/>
+      </w:rPr>
+    </w:lvl>
+    <w:lvl w:ilvl="5" w:tplc="04190005" w:tentative="1">
+      <w:start w:val="1"/>
+      <w:numFmt w:val="bullet"/>
+      <w:lvlText w:val=""/>
+      <w:lvlJc w:val="left"/>
+      <w:pPr>
+        <w:ind w:left="4320" w:hanging="360"/>
+      </w:pPr>
+      <w:rPr>
+        <w:rFonts w:ascii="Wingdings" w:hAnsi="Wingdings" w:hint="default"/>
+      </w:rPr>
+    </w:lvl>
+    <w:lvl w:ilvl="6" w:tplc="04190001" w:tentative="1">
+      <w:start w:val="1"/>
+      <w:numFmt w:val="bullet"/>
+      <w:lvlText w:val=""/>
+      <w:lvlJc w:val="left"/>
+      <w:pPr>
+        <w:ind w:left="5040" w:hanging="360"/>
+      </w:pPr>
+      <w:rPr>
+        <w:rFonts w:ascii="Symbol" w:hAnsi="Symbol" w:hint="default"/>
+      </w:rPr>
+    </w:lvl>
+    <w:lvl w:ilvl="7" w:tplc="04190003" w:tentative="1">
+      <w:start w:val="1"/>
+      <w:numFmt w:val="bullet"/>
+      <w:lvlText w:val="o"/>
+      <w:lvlJc w:val="left"/>
+      <w:pPr>
+        <w:ind w:left="5760" w:hanging="360"/>
+      </w:pPr>
+      <w:rPr>
+        <w:rFonts w:ascii="Courier New" w:hAnsi="Courier New" w:cs="Courier New" w:hint="default"/>
+      </w:rPr>
+    </w:lvl>
+    <w:lvl w:ilvl="8" w:tplc="04190005" w:tentative="1">
+      <w:start w:val="1"/>
+      <w:numFmt w:val="bullet"/>
+      <w:lvlText w:val=""/>
+      <w:lvlJc w:val="left"/>
+      <w:pPr>
+        <w:ind w:left="6480" w:hanging="360"/>
+      </w:pPr>
+      <w:rPr>
+        <w:rFonts w:ascii="Wingdings" w:hAnsi="Wingdings" w:hint="default"/>
+      </w:rPr>
+    </w:lvl>
+  </w:abstractNum>
+  <w:abstractNum w:abstractNumId="6" w15:restartNumberingAfterBreak="0">
     <w:nsid w:val="43606E4E"/>
     <w:multiLevelType w:val="hybridMultilevel"/>
     <w:tmpl w:val="D75CA41A"/>
@@ -5915,7 +6154,7 @@
       </w:rPr>
     </w:lvl>
   </w:abstractNum>
-  <w:abstractNum w:abstractNumId="5" w15:restartNumberingAfterBreak="0">
+  <w:abstractNum w:abstractNumId="7" w15:restartNumberingAfterBreak="0">
     <w:nsid w:val="44523752"/>
     <w:multiLevelType w:val="hybridMultilevel"/>
     <w:tmpl w:val="EB662FB2"/>
@@ -6028,7 +6267,233 @@
       </w:rPr>
     </w:lvl>
   </w:abstractNum>
-  <w:abstractNum w:abstractNumId="6" w15:restartNumberingAfterBreak="0">
+  <w:abstractNum w:abstractNumId="8" w15:restartNumberingAfterBreak="0">
+    <w:nsid w:val="4CD143AF"/>
+    <w:multiLevelType w:val="hybridMultilevel"/>
+    <w:tmpl w:val="94BA4C74"/>
+    <w:lvl w:ilvl="0" w:tplc="04190001">
+      <w:start w:val="1"/>
+      <w:numFmt w:val="bullet"/>
+      <w:lvlText w:val=""/>
+      <w:lvlJc w:val="left"/>
+      <w:pPr>
+        <w:ind w:left="720" w:hanging="360"/>
+      </w:pPr>
+      <w:rPr>
+        <w:rFonts w:ascii="Symbol" w:hAnsi="Symbol" w:hint="default"/>
+      </w:rPr>
+    </w:lvl>
+    <w:lvl w:ilvl="1" w:tplc="04190003" w:tentative="1">
+      <w:start w:val="1"/>
+      <w:numFmt w:val="bullet"/>
+      <w:lvlText w:val="o"/>
+      <w:lvlJc w:val="left"/>
+      <w:pPr>
+        <w:ind w:left="1440" w:hanging="360"/>
+      </w:pPr>
+      <w:rPr>
+        <w:rFonts w:ascii="Courier New" w:hAnsi="Courier New" w:cs="Courier New" w:hint="default"/>
+      </w:rPr>
+    </w:lvl>
+    <w:lvl w:ilvl="2" w:tplc="04190005" w:tentative="1">
+      <w:start w:val="1"/>
+      <w:numFmt w:val="bullet"/>
+      <w:lvlText w:val=""/>
+      <w:lvlJc w:val="left"/>
+      <w:pPr>
+        <w:ind w:left="2160" w:hanging="360"/>
+      </w:pPr>
+      <w:rPr>
+        <w:rFonts w:ascii="Wingdings" w:hAnsi="Wingdings" w:hint="default"/>
+      </w:rPr>
+    </w:lvl>
+    <w:lvl w:ilvl="3" w:tplc="04190001" w:tentative="1">
+      <w:start w:val="1"/>
+      <w:numFmt w:val="bullet"/>
+      <w:lvlText w:val=""/>
+      <w:lvlJc w:val="left"/>
+      <w:pPr>
+        <w:ind w:left="2880" w:hanging="360"/>
+      </w:pPr>
+      <w:rPr>
+        <w:rFonts w:ascii="Symbol" w:hAnsi="Symbol" w:hint="default"/>
+      </w:rPr>
+    </w:lvl>
+    <w:lvl w:ilvl="4" w:tplc="04190003" w:tentative="1">
+      <w:start w:val="1"/>
+      <w:numFmt w:val="bullet"/>
+      <w:lvlText w:val="o"/>
+      <w:lvlJc w:val="left"/>
+      <w:pPr>
+        <w:ind w:left="3600" w:hanging="360"/>
+      </w:pPr>
+      <w:rPr>
+        <w:rFonts w:ascii="Courier New" w:hAnsi="Courier New" w:cs="Courier New" w:hint="default"/>
+      </w:rPr>
+    </w:lvl>
+    <w:lvl w:ilvl="5" w:tplc="04190005" w:tentative="1">
+      <w:start w:val="1"/>
+      <w:numFmt w:val="bullet"/>
+      <w:lvlText w:val=""/>
+      <w:lvlJc w:val="left"/>
+      <w:pPr>
+        <w:ind w:left="4320" w:hanging="360"/>
+      </w:pPr>
+      <w:rPr>
+        <w:rFonts w:ascii="Wingdings" w:hAnsi="Wingdings" w:hint="default"/>
+      </w:rPr>
+    </w:lvl>
+    <w:lvl w:ilvl="6" w:tplc="04190001" w:tentative="1">
+      <w:start w:val="1"/>
+      <w:numFmt w:val="bullet"/>
+      <w:lvlText w:val=""/>
+      <w:lvlJc w:val="left"/>
+      <w:pPr>
+        <w:ind w:left="5040" w:hanging="360"/>
+      </w:pPr>
+      <w:rPr>
+        <w:rFonts w:ascii="Symbol" w:hAnsi="Symbol" w:hint="default"/>
+      </w:rPr>
+    </w:lvl>
+    <w:lvl w:ilvl="7" w:tplc="04190003" w:tentative="1">
+      <w:start w:val="1"/>
+      <w:numFmt w:val="bullet"/>
+      <w:lvlText w:val="o"/>
+      <w:lvlJc w:val="left"/>
+      <w:pPr>
+        <w:ind w:left="5760" w:hanging="360"/>
+      </w:pPr>
+      <w:rPr>
+        <w:rFonts w:ascii="Courier New" w:hAnsi="Courier New" w:cs="Courier New" w:hint="default"/>
+      </w:rPr>
+    </w:lvl>
+    <w:lvl w:ilvl="8" w:tplc="04190005" w:tentative="1">
+      <w:start w:val="1"/>
+      <w:numFmt w:val="bullet"/>
+      <w:lvlText w:val=""/>
+      <w:lvlJc w:val="left"/>
+      <w:pPr>
+        <w:ind w:left="6480" w:hanging="360"/>
+      </w:pPr>
+      <w:rPr>
+        <w:rFonts w:ascii="Wingdings" w:hAnsi="Wingdings" w:hint="default"/>
+      </w:rPr>
+    </w:lvl>
+  </w:abstractNum>
+  <w:abstractNum w:abstractNumId="9" w15:restartNumberingAfterBreak="0">
+    <w:nsid w:val="4E4A3C69"/>
+    <w:multiLevelType w:val="hybridMultilevel"/>
+    <w:tmpl w:val="919485E2"/>
+    <w:lvl w:ilvl="0" w:tplc="04190001">
+      <w:start w:val="1"/>
+      <w:numFmt w:val="bullet"/>
+      <w:lvlText w:val=""/>
+      <w:lvlJc w:val="left"/>
+      <w:pPr>
+        <w:ind w:left="720" w:hanging="360"/>
+      </w:pPr>
+      <w:rPr>
+        <w:rFonts w:ascii="Symbol" w:hAnsi="Symbol" w:hint="default"/>
+      </w:rPr>
+    </w:lvl>
+    <w:lvl w:ilvl="1" w:tplc="04190003">
+      <w:start w:val="1"/>
+      <w:numFmt w:val="bullet"/>
+      <w:lvlText w:val="o"/>
+      <w:lvlJc w:val="left"/>
+      <w:pPr>
+        <w:ind w:left="1440" w:hanging="360"/>
+      </w:pPr>
+      <w:rPr>
+        <w:rFonts w:ascii="Courier New" w:hAnsi="Courier New" w:cs="Courier New" w:hint="default"/>
+      </w:rPr>
+    </w:lvl>
+    <w:lvl w:ilvl="2" w:tplc="04190005" w:tentative="1">
+      <w:start w:val="1"/>
+      <w:numFmt w:val="bullet"/>
+      <w:lvlText w:val=""/>
+      <w:lvlJc w:val="left"/>
+      <w:pPr>
+        <w:ind w:left="2160" w:hanging="360"/>
+      </w:pPr>
+      <w:rPr>
+        <w:rFonts w:ascii="Wingdings" w:hAnsi="Wingdings" w:hint="default"/>
+      </w:rPr>
+    </w:lvl>
+    <w:lvl w:ilvl="3" w:tplc="04190001" w:tentative="1">
+      <w:start w:val="1"/>
+      <w:numFmt w:val="bullet"/>
+      <w:lvlText w:val=""/>
+      <w:lvlJc w:val="left"/>
+      <w:pPr>
+        <w:ind w:left="2880" w:hanging="360"/>
+      </w:pPr>
+      <w:rPr>
+        <w:rFonts w:ascii="Symbol" w:hAnsi="Symbol" w:hint="default"/>
+      </w:rPr>
+    </w:lvl>
+    <w:lvl w:ilvl="4" w:tplc="04190003" w:tentative="1">
+      <w:start w:val="1"/>
+      <w:numFmt w:val="bullet"/>
+      <w:lvlText w:val="o"/>
+      <w:lvlJc w:val="left"/>
+      <w:pPr>
+        <w:ind w:left="3600" w:hanging="360"/>
+      </w:pPr>
+      <w:rPr>
+        <w:rFonts w:ascii="Courier New" w:hAnsi="Courier New" w:cs="Courier New" w:hint="default"/>
+      </w:rPr>
+    </w:lvl>
+    <w:lvl w:ilvl="5" w:tplc="04190005" w:tentative="1">
+      <w:start w:val="1"/>
+      <w:numFmt w:val="bullet"/>
+      <w:lvlText w:val=""/>
+      <w:lvlJc w:val="left"/>
+      <w:pPr>
+        <w:ind w:left="4320" w:hanging="360"/>
+      </w:pPr>
+      <w:rPr>
+        <w:rFonts w:ascii="Wingdings" w:hAnsi="Wingdings" w:hint="default"/>
+      </w:rPr>
+    </w:lvl>
+    <w:lvl w:ilvl="6" w:tplc="04190001" w:tentative="1">
+      <w:start w:val="1"/>
+      <w:numFmt w:val="bullet"/>
+      <w:lvlText w:val=""/>
+      <w:lvlJc w:val="left"/>
+      <w:pPr>
+        <w:ind w:left="5040" w:hanging="360"/>
+      </w:pPr>
+      <w:rPr>
+        <w:rFonts w:ascii="Symbol" w:hAnsi="Symbol" w:hint="default"/>
+      </w:rPr>
+    </w:lvl>
+    <w:lvl w:ilvl="7" w:tplc="04190003" w:tentative="1">
+      <w:start w:val="1"/>
+      <w:numFmt w:val="bullet"/>
+      <w:lvlText w:val="o"/>
+      <w:lvlJc w:val="left"/>
+      <w:pPr>
+        <w:ind w:left="5760" w:hanging="360"/>
+      </w:pPr>
+      <w:rPr>
+        <w:rFonts w:ascii="Courier New" w:hAnsi="Courier New" w:cs="Courier New" w:hint="default"/>
+      </w:rPr>
+    </w:lvl>
+    <w:lvl w:ilvl="8" w:tplc="04190005" w:tentative="1">
+      <w:start w:val="1"/>
+      <w:numFmt w:val="bullet"/>
+      <w:lvlText w:val=""/>
+      <w:lvlJc w:val="left"/>
+      <w:pPr>
+        <w:ind w:left="6480" w:hanging="360"/>
+      </w:pPr>
+      <w:rPr>
+        <w:rFonts w:ascii="Wingdings" w:hAnsi="Wingdings" w:hint="default"/>
+      </w:rPr>
+    </w:lvl>
+  </w:abstractNum>
+  <w:abstractNum w:abstractNumId="10" w15:restartNumberingAfterBreak="0">
     <w:nsid w:val="55F90968"/>
     <w:multiLevelType w:val="hybridMultilevel"/>
     <w:tmpl w:val="03B21AC6"/>
@@ -6141,7 +6606,120 @@
       </w:rPr>
     </w:lvl>
   </w:abstractNum>
-  <w:abstractNum w:abstractNumId="7" w15:restartNumberingAfterBreak="0">
+  <w:abstractNum w:abstractNumId="11" w15:restartNumberingAfterBreak="0">
+    <w:nsid w:val="56DA4115"/>
+    <w:multiLevelType w:val="hybridMultilevel"/>
+    <w:tmpl w:val="2C32F71A"/>
+    <w:lvl w:ilvl="0" w:tplc="04190001">
+      <w:start w:val="1"/>
+      <w:numFmt w:val="bullet"/>
+      <w:lvlText w:val=""/>
+      <w:lvlJc w:val="left"/>
+      <w:pPr>
+        <w:ind w:left="720" w:hanging="360"/>
+      </w:pPr>
+      <w:rPr>
+        <w:rFonts w:ascii="Symbol" w:hAnsi="Symbol" w:hint="default"/>
+      </w:rPr>
+    </w:lvl>
+    <w:lvl w:ilvl="1" w:tplc="04190003" w:tentative="1">
+      <w:start w:val="1"/>
+      <w:numFmt w:val="bullet"/>
+      <w:lvlText w:val="o"/>
+      <w:lvlJc w:val="left"/>
+      <w:pPr>
+        <w:ind w:left="1440" w:hanging="360"/>
+      </w:pPr>
+      <w:rPr>
+        <w:rFonts w:ascii="Courier New" w:hAnsi="Courier New" w:cs="Courier New" w:hint="default"/>
+      </w:rPr>
+    </w:lvl>
+    <w:lvl w:ilvl="2" w:tplc="04190005" w:tentative="1">
+      <w:start w:val="1"/>
+      <w:numFmt w:val="bullet"/>
+      <w:lvlText w:val=""/>
+      <w:lvlJc w:val="left"/>
+      <w:pPr>
+        <w:ind w:left="2160" w:hanging="360"/>
+      </w:pPr>
+      <w:rPr>
+        <w:rFonts w:ascii="Wingdings" w:hAnsi="Wingdings" w:hint="default"/>
+      </w:rPr>
+    </w:lvl>
+    <w:lvl w:ilvl="3" w:tplc="04190001" w:tentative="1">
+      <w:start w:val="1"/>
+      <w:numFmt w:val="bullet"/>
+      <w:lvlText w:val=""/>
+      <w:lvlJc w:val="left"/>
+      <w:pPr>
+        <w:ind w:left="2880" w:hanging="360"/>
+      </w:pPr>
+      <w:rPr>
+        <w:rFonts w:ascii="Symbol" w:hAnsi="Symbol" w:hint="default"/>
+      </w:rPr>
+    </w:lvl>
+    <w:lvl w:ilvl="4" w:tplc="04190003" w:tentative="1">
+      <w:start w:val="1"/>
+      <w:numFmt w:val="bullet"/>
+      <w:lvlText w:val="o"/>
+      <w:lvlJc w:val="left"/>
+      <w:pPr>
+        <w:ind w:left="3600" w:hanging="360"/>
+      </w:pPr>
+      <w:rPr>
+        <w:rFonts w:ascii="Courier New" w:hAnsi="Courier New" w:cs="Courier New" w:hint="default"/>
+      </w:rPr>
+    </w:lvl>
+    <w:lvl w:ilvl="5" w:tplc="04190005" w:tentative="1">
+      <w:start w:val="1"/>
+      <w:numFmt w:val="bullet"/>
+      <w:lvlText w:val=""/>
+      <w:lvlJc w:val="left"/>
+      <w:pPr>
+        <w:ind w:left="4320" w:hanging="360"/>
+      </w:pPr>
+      <w:rPr>
+        <w:rFonts w:ascii="Wingdings" w:hAnsi="Wingdings" w:hint="default"/>
+      </w:rPr>
+    </w:lvl>
+    <w:lvl w:ilvl="6" w:tplc="04190001" w:tentative="1">
+      <w:start w:val="1"/>
+      <w:numFmt w:val="bullet"/>
+      <w:lvlText w:val=""/>
+      <w:lvlJc w:val="left"/>
+      <w:pPr>
+        <w:ind w:left="5040" w:hanging="360"/>
+      </w:pPr>
+      <w:rPr>
+        <w:rFonts w:ascii="Symbol" w:hAnsi="Symbol" w:hint="default"/>
+      </w:rPr>
+    </w:lvl>
+    <w:lvl w:ilvl="7" w:tplc="04190003" w:tentative="1">
+      <w:start w:val="1"/>
+      <w:numFmt w:val="bullet"/>
+      <w:lvlText w:val="o"/>
+      <w:lvlJc w:val="left"/>
+      <w:pPr>
+        <w:ind w:left="5760" w:hanging="360"/>
+      </w:pPr>
+      <w:rPr>
+        <w:rFonts w:ascii="Courier New" w:hAnsi="Courier New" w:cs="Courier New" w:hint="default"/>
+      </w:rPr>
+    </w:lvl>
+    <w:lvl w:ilvl="8" w:tplc="04190005" w:tentative="1">
+      <w:start w:val="1"/>
+      <w:numFmt w:val="bullet"/>
+      <w:lvlText w:val=""/>
+      <w:lvlJc w:val="left"/>
+      <w:pPr>
+        <w:ind w:left="6480" w:hanging="360"/>
+      </w:pPr>
+      <w:rPr>
+        <w:rFonts w:ascii="Wingdings" w:hAnsi="Wingdings" w:hint="default"/>
+      </w:rPr>
+    </w:lvl>
+  </w:abstractNum>
+  <w:abstractNum w:abstractNumId="12" w15:restartNumberingAfterBreak="0">
     <w:nsid w:val="5B076B03"/>
     <w:multiLevelType w:val="hybridMultilevel"/>
     <w:tmpl w:val="4B2E987C"/>
@@ -6254,7 +6832,233 @@
       </w:rPr>
     </w:lvl>
   </w:abstractNum>
-  <w:abstractNum w:abstractNumId="8" w15:restartNumberingAfterBreak="0">
+  <w:abstractNum w:abstractNumId="13" w15:restartNumberingAfterBreak="0">
+    <w:nsid w:val="6182714A"/>
+    <w:multiLevelType w:val="hybridMultilevel"/>
+    <w:tmpl w:val="C416096C"/>
+    <w:lvl w:ilvl="0" w:tplc="04190001">
+      <w:start w:val="1"/>
+      <w:numFmt w:val="bullet"/>
+      <w:lvlText w:val=""/>
+      <w:lvlJc w:val="left"/>
+      <w:pPr>
+        <w:ind w:left="720" w:hanging="360"/>
+      </w:pPr>
+      <w:rPr>
+        <w:rFonts w:ascii="Symbol" w:hAnsi="Symbol" w:hint="default"/>
+      </w:rPr>
+    </w:lvl>
+    <w:lvl w:ilvl="1" w:tplc="04190003" w:tentative="1">
+      <w:start w:val="1"/>
+      <w:numFmt w:val="bullet"/>
+      <w:lvlText w:val="o"/>
+      <w:lvlJc w:val="left"/>
+      <w:pPr>
+        <w:ind w:left="1440" w:hanging="360"/>
+      </w:pPr>
+      <w:rPr>
+        <w:rFonts w:ascii="Courier New" w:hAnsi="Courier New" w:cs="Courier New" w:hint="default"/>
+      </w:rPr>
+    </w:lvl>
+    <w:lvl w:ilvl="2" w:tplc="04190005" w:tentative="1">
+      <w:start w:val="1"/>
+      <w:numFmt w:val="bullet"/>
+      <w:lvlText w:val=""/>
+      <w:lvlJc w:val="left"/>
+      <w:pPr>
+        <w:ind w:left="2160" w:hanging="360"/>
+      </w:pPr>
+      <w:rPr>
+        <w:rFonts w:ascii="Wingdings" w:hAnsi="Wingdings" w:hint="default"/>
+      </w:rPr>
+    </w:lvl>
+    <w:lvl w:ilvl="3" w:tplc="04190001" w:tentative="1">
+      <w:start w:val="1"/>
+      <w:numFmt w:val="bullet"/>
+      <w:lvlText w:val=""/>
+      <w:lvlJc w:val="left"/>
+      <w:pPr>
+        <w:ind w:left="2880" w:hanging="360"/>
+      </w:pPr>
+      <w:rPr>
+        <w:rFonts w:ascii="Symbol" w:hAnsi="Symbol" w:hint="default"/>
+      </w:rPr>
+    </w:lvl>
+    <w:lvl w:ilvl="4" w:tplc="04190003" w:tentative="1">
+      <w:start w:val="1"/>
+      <w:numFmt w:val="bullet"/>
+      <w:lvlText w:val="o"/>
+      <w:lvlJc w:val="left"/>
+      <w:pPr>
+        <w:ind w:left="3600" w:hanging="360"/>
+      </w:pPr>
+      <w:rPr>
+        <w:rFonts w:ascii="Courier New" w:hAnsi="Courier New" w:cs="Courier New" w:hint="default"/>
+      </w:rPr>
+    </w:lvl>
+    <w:lvl w:ilvl="5" w:tplc="04190005" w:tentative="1">
+      <w:start w:val="1"/>
+      <w:numFmt w:val="bullet"/>
+      <w:lvlText w:val=""/>
+      <w:lvlJc w:val="left"/>
+      <w:pPr>
+        <w:ind w:left="4320" w:hanging="360"/>
+      </w:pPr>
+      <w:rPr>
+        <w:rFonts w:ascii="Wingdings" w:hAnsi="Wingdings" w:hint="default"/>
+      </w:rPr>
+    </w:lvl>
+    <w:lvl w:ilvl="6" w:tplc="04190001" w:tentative="1">
+      <w:start w:val="1"/>
+      <w:numFmt w:val="bullet"/>
+      <w:lvlText w:val=""/>
+      <w:lvlJc w:val="left"/>
+      <w:pPr>
+        <w:ind w:left="5040" w:hanging="360"/>
+      </w:pPr>
+      <w:rPr>
+        <w:rFonts w:ascii="Symbol" w:hAnsi="Symbol" w:hint="default"/>
+      </w:rPr>
+    </w:lvl>
+    <w:lvl w:ilvl="7" w:tplc="04190003" w:tentative="1">
+      <w:start w:val="1"/>
+      <w:numFmt w:val="bullet"/>
+      <w:lvlText w:val="o"/>
+      <w:lvlJc w:val="left"/>
+      <w:pPr>
+        <w:ind w:left="5760" w:hanging="360"/>
+      </w:pPr>
+      <w:rPr>
+        <w:rFonts w:ascii="Courier New" w:hAnsi="Courier New" w:cs="Courier New" w:hint="default"/>
+      </w:rPr>
+    </w:lvl>
+    <w:lvl w:ilvl="8" w:tplc="04190005" w:tentative="1">
+      <w:start w:val="1"/>
+      <w:numFmt w:val="bullet"/>
+      <w:lvlText w:val=""/>
+      <w:lvlJc w:val="left"/>
+      <w:pPr>
+        <w:ind w:left="6480" w:hanging="360"/>
+      </w:pPr>
+      <w:rPr>
+        <w:rFonts w:ascii="Wingdings" w:hAnsi="Wingdings" w:hint="default"/>
+      </w:rPr>
+    </w:lvl>
+  </w:abstractNum>
+  <w:abstractNum w:abstractNumId="14" w15:restartNumberingAfterBreak="0">
+    <w:nsid w:val="61AE2CB6"/>
+    <w:multiLevelType w:val="hybridMultilevel"/>
+    <w:tmpl w:val="1562D24C"/>
+    <w:lvl w:ilvl="0" w:tplc="04190001">
+      <w:start w:val="1"/>
+      <w:numFmt w:val="bullet"/>
+      <w:lvlText w:val=""/>
+      <w:lvlJc w:val="left"/>
+      <w:pPr>
+        <w:ind w:left="720" w:hanging="360"/>
+      </w:pPr>
+      <w:rPr>
+        <w:rFonts w:ascii="Symbol" w:hAnsi="Symbol" w:hint="default"/>
+      </w:rPr>
+    </w:lvl>
+    <w:lvl w:ilvl="1" w:tplc="04190003">
+      <w:start w:val="1"/>
+      <w:numFmt w:val="bullet"/>
+      <w:lvlText w:val="o"/>
+      <w:lvlJc w:val="left"/>
+      <w:pPr>
+        <w:ind w:left="1440" w:hanging="360"/>
+      </w:pPr>
+      <w:rPr>
+        <w:rFonts w:ascii="Courier New" w:hAnsi="Courier New" w:cs="Courier New" w:hint="default"/>
+      </w:rPr>
+    </w:lvl>
+    <w:lvl w:ilvl="2" w:tplc="04190005">
+      <w:start w:val="1"/>
+      <w:numFmt w:val="bullet"/>
+      <w:lvlText w:val=""/>
+      <w:lvlJc w:val="left"/>
+      <w:pPr>
+        <w:ind w:left="2160" w:hanging="360"/>
+      </w:pPr>
+      <w:rPr>
+        <w:rFonts w:ascii="Wingdings" w:hAnsi="Wingdings" w:hint="default"/>
+      </w:rPr>
+    </w:lvl>
+    <w:lvl w:ilvl="3" w:tplc="04190001" w:tentative="1">
+      <w:start w:val="1"/>
+      <w:numFmt w:val="bullet"/>
+      <w:lvlText w:val=""/>
+      <w:lvlJc w:val="left"/>
+      <w:pPr>
+        <w:ind w:left="2880" w:hanging="360"/>
+      </w:pPr>
+      <w:rPr>
+        <w:rFonts w:ascii="Symbol" w:hAnsi="Symbol" w:hint="default"/>
+      </w:rPr>
+    </w:lvl>
+    <w:lvl w:ilvl="4" w:tplc="04190003" w:tentative="1">
+      <w:start w:val="1"/>
+      <w:numFmt w:val="bullet"/>
+      <w:lvlText w:val="o"/>
+      <w:lvlJc w:val="left"/>
+      <w:pPr>
+        <w:ind w:left="3600" w:hanging="360"/>
+      </w:pPr>
+      <w:rPr>
+        <w:rFonts w:ascii="Courier New" w:hAnsi="Courier New" w:cs="Courier New" w:hint="default"/>
+      </w:rPr>
+    </w:lvl>
+    <w:lvl w:ilvl="5" w:tplc="04190005" w:tentative="1">
+      <w:start w:val="1"/>
+      <w:numFmt w:val="bullet"/>
+      <w:lvlText w:val=""/>
+      <w:lvlJc w:val="left"/>
+      <w:pPr>
+        <w:ind w:left="4320" w:hanging="360"/>
+      </w:pPr>
+      <w:rPr>
+        <w:rFonts w:ascii="Wingdings" w:hAnsi="Wingdings" w:hint="default"/>
+      </w:rPr>
+    </w:lvl>
+    <w:lvl w:ilvl="6" w:tplc="04190001" w:tentative="1">
+      <w:start w:val="1"/>
+      <w:numFmt w:val="bullet"/>
+      <w:lvlText w:val=""/>
+      <w:lvlJc w:val="left"/>
+      <w:pPr>
+        <w:ind w:left="5040" w:hanging="360"/>
+      </w:pPr>
+      <w:rPr>
+        <w:rFonts w:ascii="Symbol" w:hAnsi="Symbol" w:hint="default"/>
+      </w:rPr>
+    </w:lvl>
+    <w:lvl w:ilvl="7" w:tplc="04190003" w:tentative="1">
+      <w:start w:val="1"/>
+      <w:numFmt w:val="bullet"/>
+      <w:lvlText w:val="o"/>
+      <w:lvlJc w:val="left"/>
+      <w:pPr>
+        <w:ind w:left="5760" w:hanging="360"/>
+      </w:pPr>
+      <w:rPr>
+        <w:rFonts w:ascii="Courier New" w:hAnsi="Courier New" w:cs="Courier New" w:hint="default"/>
+      </w:rPr>
+    </w:lvl>
+    <w:lvl w:ilvl="8" w:tplc="04190005" w:tentative="1">
+      <w:start w:val="1"/>
+      <w:numFmt w:val="bullet"/>
+      <w:lvlText w:val=""/>
+      <w:lvlJc w:val="left"/>
+      <w:pPr>
+        <w:ind w:left="6480" w:hanging="360"/>
+      </w:pPr>
+      <w:rPr>
+        <w:rFonts w:ascii="Wingdings" w:hAnsi="Wingdings" w:hint="default"/>
+      </w:rPr>
+    </w:lvl>
+  </w:abstractNum>
+  <w:abstractNum w:abstractNumId="15" w15:restartNumberingAfterBreak="0">
     <w:nsid w:val="65A83C8E"/>
     <w:multiLevelType w:val="hybridMultilevel"/>
     <w:tmpl w:val="CDC0BEEA"/>
@@ -6367,7 +7171,7 @@
       </w:rPr>
     </w:lvl>
   </w:abstractNum>
-  <w:abstractNum w:abstractNumId="9" w15:restartNumberingAfterBreak="0">
+  <w:abstractNum w:abstractNumId="16" w15:restartNumberingAfterBreak="0">
     <w:nsid w:val="74BA6231"/>
     <w:multiLevelType w:val="hybridMultilevel"/>
     <w:tmpl w:val="8BCC8CA0"/>
@@ -6480,7 +7284,7 @@
       </w:rPr>
     </w:lvl>
   </w:abstractNum>
-  <w:abstractNum w:abstractNumId="10" w15:restartNumberingAfterBreak="0">
+  <w:abstractNum w:abstractNumId="17" w15:restartNumberingAfterBreak="0">
     <w:nsid w:val="75B614DC"/>
     <w:multiLevelType w:val="hybridMultilevel"/>
     <w:tmpl w:val="DA383600"/>
@@ -6593,38 +7397,175 @@
       </w:rPr>
     </w:lvl>
   </w:abstractNum>
+  <w:abstractNum w:abstractNumId="18" w15:restartNumberingAfterBreak="0">
+    <w:nsid w:val="7A8640F4"/>
+    <w:multiLevelType w:val="hybridMultilevel"/>
+    <w:tmpl w:val="3D2C5440"/>
+    <w:lvl w:ilvl="0" w:tplc="04190001">
+      <w:start w:val="1"/>
+      <w:numFmt w:val="bullet"/>
+      <w:lvlText w:val=""/>
+      <w:lvlJc w:val="left"/>
+      <w:pPr>
+        <w:ind w:left="720" w:hanging="360"/>
+      </w:pPr>
+      <w:rPr>
+        <w:rFonts w:ascii="Symbol" w:hAnsi="Symbol" w:hint="default"/>
+      </w:rPr>
+    </w:lvl>
+    <w:lvl w:ilvl="1" w:tplc="04190003">
+      <w:start w:val="1"/>
+      <w:numFmt w:val="bullet"/>
+      <w:lvlText w:val="o"/>
+      <w:lvlJc w:val="left"/>
+      <w:pPr>
+        <w:ind w:left="1440" w:hanging="360"/>
+      </w:pPr>
+      <w:rPr>
+        <w:rFonts w:ascii="Courier New" w:hAnsi="Courier New" w:cs="Courier New" w:hint="default"/>
+      </w:rPr>
+    </w:lvl>
+    <w:lvl w:ilvl="2" w:tplc="04190005" w:tentative="1">
+      <w:start w:val="1"/>
+      <w:numFmt w:val="bullet"/>
+      <w:lvlText w:val=""/>
+      <w:lvlJc w:val="left"/>
+      <w:pPr>
+        <w:ind w:left="2160" w:hanging="360"/>
+      </w:pPr>
+      <w:rPr>
+        <w:rFonts w:ascii="Wingdings" w:hAnsi="Wingdings" w:hint="default"/>
+      </w:rPr>
+    </w:lvl>
+    <w:lvl w:ilvl="3" w:tplc="04190001" w:tentative="1">
+      <w:start w:val="1"/>
+      <w:numFmt w:val="bullet"/>
+      <w:lvlText w:val=""/>
+      <w:lvlJc w:val="left"/>
+      <w:pPr>
+        <w:ind w:left="2880" w:hanging="360"/>
+      </w:pPr>
+      <w:rPr>
+        <w:rFonts w:ascii="Symbol" w:hAnsi="Symbol" w:hint="default"/>
+      </w:rPr>
+    </w:lvl>
+    <w:lvl w:ilvl="4" w:tplc="04190003" w:tentative="1">
+      <w:start w:val="1"/>
+      <w:numFmt w:val="bullet"/>
+      <w:lvlText w:val="o"/>
+      <w:lvlJc w:val="left"/>
+      <w:pPr>
+        <w:ind w:left="3600" w:hanging="360"/>
+      </w:pPr>
+      <w:rPr>
+        <w:rFonts w:ascii="Courier New" w:hAnsi="Courier New" w:cs="Courier New" w:hint="default"/>
+      </w:rPr>
+    </w:lvl>
+    <w:lvl w:ilvl="5" w:tplc="04190005" w:tentative="1">
+      <w:start w:val="1"/>
+      <w:numFmt w:val="bullet"/>
+      <w:lvlText w:val=""/>
+      <w:lvlJc w:val="left"/>
+      <w:pPr>
+        <w:ind w:left="4320" w:hanging="360"/>
+      </w:pPr>
+      <w:rPr>
+        <w:rFonts w:ascii="Wingdings" w:hAnsi="Wingdings" w:hint="default"/>
+      </w:rPr>
+    </w:lvl>
+    <w:lvl w:ilvl="6" w:tplc="04190001" w:tentative="1">
+      <w:start w:val="1"/>
+      <w:numFmt w:val="bullet"/>
+      <w:lvlText w:val=""/>
+      <w:lvlJc w:val="left"/>
+      <w:pPr>
+        <w:ind w:left="5040" w:hanging="360"/>
+      </w:pPr>
+      <w:rPr>
+        <w:rFonts w:ascii="Symbol" w:hAnsi="Symbol" w:hint="default"/>
+      </w:rPr>
+    </w:lvl>
+    <w:lvl w:ilvl="7" w:tplc="04190003" w:tentative="1">
+      <w:start w:val="1"/>
+      <w:numFmt w:val="bullet"/>
+      <w:lvlText w:val="o"/>
+      <w:lvlJc w:val="left"/>
+      <w:pPr>
+        <w:ind w:left="5760" w:hanging="360"/>
+      </w:pPr>
+      <w:rPr>
+        <w:rFonts w:ascii="Courier New" w:hAnsi="Courier New" w:cs="Courier New" w:hint="default"/>
+      </w:rPr>
+    </w:lvl>
+    <w:lvl w:ilvl="8" w:tplc="04190005" w:tentative="1">
+      <w:start w:val="1"/>
+      <w:numFmt w:val="bullet"/>
+      <w:lvlText w:val=""/>
+      <w:lvlJc w:val="left"/>
+      <w:pPr>
+        <w:ind w:left="6480" w:hanging="360"/>
+      </w:pPr>
+      <w:rPr>
+        <w:rFonts w:ascii="Wingdings" w:hAnsi="Wingdings" w:hint="default"/>
+      </w:rPr>
+    </w:lvl>
+  </w:abstractNum>
   <w:num w:numId="1">
+    <w:abstractNumId w:val="16"/>
+  </w:num>
+  <w:num w:numId="2">
+    <w:abstractNumId w:val="12"/>
+  </w:num>
+  <w:num w:numId="3">
+    <w:abstractNumId w:val="1"/>
+  </w:num>
+  <w:num w:numId="4">
+    <w:abstractNumId w:val="7"/>
+  </w:num>
+  <w:num w:numId="5">
+    <w:abstractNumId w:val="10"/>
+  </w:num>
+  <w:num w:numId="6">
+    <w:abstractNumId w:val="3"/>
+  </w:num>
+  <w:num w:numId="7">
+    <w:abstractNumId w:val="6"/>
+  </w:num>
+  <w:num w:numId="8">
+    <w:abstractNumId w:val="2"/>
+  </w:num>
+  <w:num w:numId="9">
+    <w:abstractNumId w:val="15"/>
+  </w:num>
+  <w:num w:numId="10">
+    <w:abstractNumId w:val="4"/>
+  </w:num>
+  <w:num w:numId="11">
+    <w:abstractNumId w:val="17"/>
+  </w:num>
+  <w:num w:numId="12">
+    <w:abstractNumId w:val="18"/>
+  </w:num>
+  <w:num w:numId="13">
+    <w:abstractNumId w:val="11"/>
+  </w:num>
+  <w:num w:numId="14">
     <w:abstractNumId w:val="9"/>
   </w:num>
-  <w:num w:numId="2">
-    <w:abstractNumId w:val="7"/>
+  <w:num w:numId="15">
+    <w:abstractNumId w:val="5"/>
   </w:num>
-  <w:num w:numId="3">
+  <w:num w:numId="16">
+    <w:abstractNumId w:val="8"/>
+  </w:num>
+  <w:num w:numId="17">
     <w:abstractNumId w:val="0"/>
   </w:num>
-  <w:num w:numId="4">
-    <w:abstractNumId w:val="5"/>
+  <w:num w:numId="18">
+    <w:abstractNumId w:val="13"/>
   </w:num>
-  <w:num w:numId="5">
-    <w:abstractNumId w:val="6"/>
-  </w:num>
-  <w:num w:numId="6">
-    <w:abstractNumId w:val="2"/>
-  </w:num>
-  <w:num w:numId="7">
-    <w:abstractNumId w:val="4"/>
-  </w:num>
-  <w:num w:numId="8">
-    <w:abstractNumId w:val="1"/>
-  </w:num>
-  <w:num w:numId="9">
-    <w:abstractNumId w:val="8"/>
-  </w:num>
-  <w:num w:numId="10">
-    <w:abstractNumId w:val="3"/>
-  </w:num>
-  <w:num w:numId="11">
-    <w:abstractNumId w:val="10"/>
+  <w:num w:numId="19">
+    <w:abstractNumId w:val="14"/>
   </w:num>
 </w:numbering>
 </file>

--- a/doc/ТЗ.docx
+++ b/doc/ТЗ.docx
@@ -576,15 +576,7 @@
           <w:sz w:val="28"/>
           <w:szCs w:val="28"/>
         </w:rPr>
-        <w:t>Изучение списков анкет (резюме и вакансий</w:t>
-      </w:r>
-      <w:r>
-        <w:rPr>
-          <w:rFonts w:ascii="Times New Roman" w:hAnsi="Times New Roman" w:cs="Times New Roman"/>
-          <w:sz w:val="28"/>
-          <w:szCs w:val="28"/>
-        </w:rPr>
-        <w:t>);</w:t>
+        <w:t>Изучение списков анкет (резюме и вакансий);</w:t>
       </w:r>
     </w:p>
     <w:p>
@@ -1491,7 +1483,23 @@
           <w:sz w:val="28"/>
           <w:szCs w:val="28"/>
         </w:rPr>
-        <w:t>Необходимо реализовать верификацию пользователей: до тех пор, пока их данные не будут подтверждены, основной функционал для низ блокируется. Механизм подтверждения пользователей предусматривается разработчиком, но существуют следующие рекомендации (ОУ – образовательное учреждение):</w:t>
+        <w:t>Необходимо реализовать верификацию пользователей: до тех пор, пока их данные не будут подтверждены, основной функционал для ни</w:t>
+      </w:r>
+      <w:r>
+        <w:rPr>
+          <w:rFonts w:ascii="Times New Roman" w:hAnsi="Times New Roman" w:cs="Times New Roman"/>
+          <w:sz w:val="28"/>
+          <w:szCs w:val="28"/>
+        </w:rPr>
+        <w:t>х</w:t>
+      </w:r>
+      <w:r>
+        <w:rPr>
+          <w:rFonts w:ascii="Times New Roman" w:hAnsi="Times New Roman" w:cs="Times New Roman"/>
+          <w:sz w:val="28"/>
+          <w:szCs w:val="28"/>
+        </w:rPr>
+        <w:t xml:space="preserve"> блокируется. Механизм подтверждения пользователей предусматривается разработчиком, но существуют следующие рекомендации (ОУ – образовательное учреждение):</w:t>
       </w:r>
     </w:p>
     <w:p>
@@ -3529,7 +3537,21 @@
                 <w:rFonts w:ascii="Times New Roman" w:hAnsi="Times New Roman" w:cs="Times New Roman"/>
                 <w:sz w:val="28"/>
               </w:rPr>
-              <w:t>Процент от общего бюджета, потраченный на прямые затраты (не включая волонтерский труд)</w:t>
+              <w:t xml:space="preserve">Процент от общего бюджета, потраченный на прямые затраты (не включая </w:t>
+            </w:r>
+            <w:r>
+              <w:rPr>
+                <w:rFonts w:ascii="Times New Roman" w:hAnsi="Times New Roman" w:cs="Times New Roman"/>
+                <w:sz w:val="28"/>
+              </w:rPr>
+              <w:t>волонтёрский</w:t>
+            </w:r>
+            <w:r>
+              <w:rPr>
+                <w:rFonts w:ascii="Times New Roman" w:hAnsi="Times New Roman" w:cs="Times New Roman"/>
+                <w:sz w:val="28"/>
+              </w:rPr>
+              <w:t xml:space="preserve"> труд)</w:t>
             </w:r>
           </w:p>
         </w:tc>
@@ -4867,7 +4889,21 @@
                 <w:rFonts w:ascii="Times New Roman" w:hAnsi="Times New Roman" w:cs="Times New Roman"/>
                 <w:sz w:val="28"/>
               </w:rPr>
-              <w:t>ценка удовлетворенности пользователей</w:t>
+              <w:t xml:space="preserve">ценка </w:t>
+            </w:r>
+            <w:r>
+              <w:rPr>
+                <w:rFonts w:ascii="Times New Roman" w:hAnsi="Times New Roman" w:cs="Times New Roman"/>
+                <w:sz w:val="28"/>
+              </w:rPr>
+              <w:t>удовлетворённости</w:t>
+            </w:r>
+            <w:r>
+              <w:rPr>
+                <w:rFonts w:ascii="Times New Roman" w:hAnsi="Times New Roman" w:cs="Times New Roman"/>
+                <w:sz w:val="28"/>
+              </w:rPr>
+              <w:t xml:space="preserve"> пользователей</w:t>
             </w:r>
             <w:r>
               <w:rPr>
